--- a/templates/UND_template.docx
+++ b/templates/UND_template.docx
@@ -497,7 +497,23 @@
                 <w:sz w:val="24"/>
                 <w:szCs w:val="24"/>
               </w:rPr>
-              <w:t>{{nomorSurat}}</w:t>
+              <w:t>[[</w:t>
+            </w:r>
+            <w:r>
+              <w:rPr>
+                <w:rFonts w:ascii="Arial" w:hAnsi="Arial" w:cs="Arial"/>
+                <w:sz w:val="24"/>
+                <w:szCs w:val="24"/>
+              </w:rPr>
+              <w:t>nomorSurat</w:t>
+            </w:r>
+            <w:r>
+              <w:rPr>
+                <w:rFonts w:ascii="Arial" w:hAnsi="Arial" w:cs="Arial"/>
+                <w:sz w:val="24"/>
+                <w:szCs w:val="24"/>
+              </w:rPr>
+              <w:t>]]</w:t>
             </w:r>
             <w:r>
               <w:rPr>
@@ -1395,15 +1411,23 @@
           <w:sz w:val="24"/>
           <w:szCs w:val="24"/>
         </w:rPr>
-        <w:t xml:space="preserve"> </w:t>
-      </w:r>
-      <w:r>
-        <w:rPr>
-          <w:rFonts w:ascii="Arial" w:hAnsi="Arial" w:cs="Arial"/>
-          <w:sz w:val="24"/>
-          <w:szCs w:val="24"/>
-        </w:rPr>
-        <w:t>{{hari}}</w:t>
+        <w:t>[[</w:t>
+      </w:r>
+      <w:r>
+        <w:rPr>
+          <w:rFonts w:ascii="Arial" w:hAnsi="Arial" w:cs="Arial"/>
+          <w:sz w:val="24"/>
+          <w:szCs w:val="24"/>
+        </w:rPr>
+        <w:t>hari</w:t>
+      </w:r>
+      <w:r>
+        <w:rPr>
+          <w:rFonts w:ascii="Arial" w:hAnsi="Arial" w:cs="Arial"/>
+          <w:sz w:val="24"/>
+          <w:szCs w:val="24"/>
+        </w:rPr>
+        <w:t>]]</w:t>
       </w:r>
     </w:p>
     <w:p>
@@ -1471,7 +1495,23 @@
           <w:sz w:val="24"/>
           <w:szCs w:val="24"/>
         </w:rPr>
-        <w:t>{{tanggal}}</w:t>
+        <w:t>[[</w:t>
+      </w:r>
+      <w:r>
+        <w:rPr>
+          <w:rFonts w:ascii="Arial" w:hAnsi="Arial" w:cs="Arial"/>
+          <w:sz w:val="24"/>
+          <w:szCs w:val="24"/>
+        </w:rPr>
+        <w:t>tanggal</w:t>
+      </w:r>
+      <w:r>
+        <w:rPr>
+          <w:rFonts w:ascii="Arial" w:hAnsi="Arial" w:cs="Arial"/>
+          <w:sz w:val="24"/>
+          <w:szCs w:val="24"/>
+        </w:rPr>
+        <w:t>]]</w:t>
       </w:r>
     </w:p>
     <w:p>
@@ -1548,15 +1588,23 @@
           <w:sz w:val="24"/>
           <w:szCs w:val="24"/>
         </w:rPr>
-        <w:t>{</w:t>
-      </w:r>
-      <w:r>
-        <w:rPr>
-          <w:rFonts w:ascii="Arial" w:hAnsi="Arial" w:cs="Arial"/>
-          <w:sz w:val="24"/>
-          <w:szCs w:val="24"/>
-        </w:rPr>
-        <w:t>{jam}}</w:t>
+        <w:t>[[</w:t>
+      </w:r>
+      <w:r>
+        <w:rPr>
+          <w:rFonts w:ascii="Arial" w:hAnsi="Arial" w:cs="Arial"/>
+          <w:sz w:val="24"/>
+          <w:szCs w:val="24"/>
+        </w:rPr>
+        <w:t>jam</w:t>
+      </w:r>
+      <w:r>
+        <w:rPr>
+          <w:rFonts w:ascii="Arial" w:hAnsi="Arial" w:cs="Arial"/>
+          <w:sz w:val="24"/>
+          <w:szCs w:val="24"/>
+        </w:rPr>
+        <w:t>]]</w:t>
       </w:r>
       <w:r>
         <w:rPr>
@@ -1775,7 +1823,23 @@
           <w:sz w:val="24"/>
           <w:szCs w:val="24"/>
         </w:rPr>
-        <w:t>{{agenda}}</w:t>
+        <w:t>[[</w:t>
+      </w:r>
+      <w:r>
+        <w:rPr>
+          <w:rFonts w:ascii="Arial" w:hAnsi="Arial" w:cs="Arial"/>
+          <w:sz w:val="24"/>
+          <w:szCs w:val="24"/>
+        </w:rPr>
+        <w:t>agenda</w:t>
+      </w:r>
+      <w:r>
+        <w:rPr>
+          <w:rFonts w:ascii="Arial" w:hAnsi="Arial" w:cs="Arial"/>
+          <w:sz w:val="24"/>
+          <w:szCs w:val="24"/>
+        </w:rPr>
+        <w:t>]]</w:t>
       </w:r>
     </w:p>
     <w:p>

--- a/templates/UND_template.docx
+++ b/templates/UND_template.docx
@@ -515,87 +515,6 @@
               </w:rPr>
               <w:t>]]</w:t>
             </w:r>
-            <w:r>
-              <w:rPr>
-                <w:rFonts w:ascii="Arial" w:hAnsi="Arial" w:cs="Arial"/>
-                <w:sz w:val="24"/>
-                <w:szCs w:val="24"/>
-              </w:rPr>
-              <w:t>/</w:t>
-            </w:r>
-            <w:r>
-              <w:rPr>
-                <w:rFonts w:ascii="Arial" w:hAnsi="Arial" w:cs="Arial"/>
-                <w:sz w:val="24"/>
-                <w:szCs w:val="24"/>
-              </w:rPr>
-              <w:t>P</w:t>
-            </w:r>
-            <w:r>
-              <w:rPr>
-                <w:rFonts w:ascii="Arial" w:hAnsi="Arial" w:cs="Arial"/>
-                <w:sz w:val="24"/>
-                <w:szCs w:val="24"/>
-                <w:lang w:val="id-ID"/>
-              </w:rPr>
-              <w:t>K</w:t>
-            </w:r>
-            <w:r>
-              <w:rPr>
-                <w:rFonts w:ascii="Arial" w:hAnsi="Arial" w:cs="Arial"/>
-                <w:sz w:val="24"/>
-                <w:szCs w:val="24"/>
-              </w:rPr>
-              <w:t>.0</w:t>
-            </w:r>
-            <w:r>
-              <w:rPr>
-                <w:rFonts w:ascii="Arial" w:hAnsi="Arial" w:cs="Arial"/>
-                <w:sz w:val="24"/>
-                <w:szCs w:val="24"/>
-              </w:rPr>
-              <w:t>1</w:t>
-            </w:r>
-            <w:r>
-              <w:rPr>
-                <w:rFonts w:ascii="Arial" w:hAnsi="Arial" w:cs="Arial"/>
-                <w:sz w:val="24"/>
-                <w:szCs w:val="24"/>
-              </w:rPr>
-              <w:t>-Und/1118/</w:t>
-            </w:r>
-            <w:r>
-              <w:rPr>
-                <w:rFonts w:ascii="Arial" w:hAnsi="Arial" w:cs="Arial"/>
-                <w:sz w:val="24"/>
-                <w:szCs w:val="24"/>
-              </w:rPr>
-              <w:t>1/</w:t>
-            </w:r>
-            <w:r>
-              <w:rPr>
-                <w:rFonts w:ascii="Arial" w:hAnsi="Arial" w:cs="Arial"/>
-                <w:sz w:val="24"/>
-                <w:szCs w:val="24"/>
-              </w:rPr>
-              <w:t>20</w:t>
-            </w:r>
-            <w:r>
-              <w:rPr>
-                <w:rFonts w:ascii="Arial" w:hAnsi="Arial" w:cs="Arial"/>
-                <w:sz w:val="24"/>
-                <w:szCs w:val="24"/>
-              </w:rPr>
-              <w:t>2</w:t>
-            </w:r>
-            <w:r>
-              <w:rPr>
-                <w:rFonts w:ascii="Arial" w:hAnsi="Arial" w:cs="Arial"/>
-                <w:sz w:val="24"/>
-                <w:szCs w:val="24"/>
-              </w:rPr>
-              <w:t>6</w:t>
-            </w:r>
           </w:p>
           <w:p>
             <w:pPr>
@@ -802,7 +721,23 @@
                 <w:sz w:val="24"/>
                 <w:szCs w:val="24"/>
               </w:rPr>
-              <w:t>(tgl di generet)</w:t>
+              <w:t>[[</w:t>
+            </w:r>
+            <w:r>
+              <w:rPr>
+                <w:rFonts w:ascii="Arial" w:hAnsi="Arial" w:cs="Arial"/>
+                <w:sz w:val="24"/>
+                <w:szCs w:val="24"/>
+              </w:rPr>
+              <w:t>tgl</w:t>
+            </w:r>
+            <w:r>
+              <w:rPr>
+                <w:rFonts w:ascii="Arial" w:hAnsi="Arial" w:cs="Arial"/>
+                <w:sz w:val="24"/>
+                <w:szCs w:val="24"/>
+              </w:rPr>
+              <w:t>_generet]]</w:t>
             </w:r>
           </w:p>
         </w:tc>
@@ -1411,6 +1346,14 @@
           <w:sz w:val="24"/>
           <w:szCs w:val="24"/>
         </w:rPr>
+        <w:t xml:space="preserve"> </w:t>
+      </w:r>
+      <w:r>
+        <w:rPr>
+          <w:rFonts w:ascii="Arial" w:hAnsi="Arial" w:cs="Arial"/>
+          <w:sz w:val="24"/>
+          <w:szCs w:val="24"/>
+        </w:rPr>
         <w:t>[[</w:t>
       </w:r>
       <w:r>
@@ -1605,22 +1548,6 @@
           <w:szCs w:val="24"/>
         </w:rPr>
         <w:t>]]</w:t>
-      </w:r>
-      <w:r>
-        <w:rPr>
-          <w:rFonts w:ascii="Arial" w:hAnsi="Arial" w:cs="Arial"/>
-          <w:sz w:val="24"/>
-          <w:szCs w:val="24"/>
-        </w:rPr>
-        <w:t xml:space="preserve"> </w:t>
-      </w:r>
-      <w:r>
-        <w:rPr>
-          <w:rFonts w:ascii="Arial" w:hAnsi="Arial" w:cs="Arial"/>
-          <w:sz w:val="24"/>
-          <w:szCs w:val="24"/>
-        </w:rPr>
-        <w:t>WIB s/d Selesai</w:t>
       </w:r>
     </w:p>
     <w:p>

--- a/templates/UND_template.docx
+++ b/templates/UND_template.docx
@@ -1,6 +1,6 @@
 
 <file path=word/document.xml><?xml version="1.0" encoding="utf-8"?>
-<w:document xmlns:wpc="http://schemas.microsoft.com/office/word/2010/wordprocessingCanvas" xmlns:cx="http://schemas.microsoft.com/office/drawing/2014/chartex" xmlns:cx1="http://schemas.microsoft.com/office/drawing/2015/9/8/chartex" xmlns:cx2="http://schemas.microsoft.com/office/drawing/2015/10/21/chartex" xmlns:cx3="http://schemas.microsoft.com/office/drawing/2016/5/9/chartex" xmlns:cx4="http://schemas.microsoft.com/office/drawing/2016/5/10/chartex" xmlns:cx5="http://schemas.microsoft.com/office/drawing/2016/5/11/chartex" xmlns:cx6="http://schemas.microsoft.com/office/drawing/2016/5/12/chartex" xmlns:cx7="http://schemas.microsoft.com/office/drawing/2016/5/13/chartex" xmlns:cx8="http://schemas.microsoft.com/office/drawing/2016/5/14/chartex" xmlns:mc="http://schemas.openxmlformats.org/markup-compatibility/2006" xmlns:aink="http://schemas.microsoft.com/office/drawing/2016/ink" xmlns:am3d="http://schemas.microsoft.com/office/drawing/2017/model3d" xmlns:o="urn:schemas-microsoft-com:office:office" xmlns:oel="http://schemas.microsoft.com/office/2019/extlst" xmlns:r="http://schemas.openxmlformats.org/officeDocument/2006/relationships" xmlns:m="http://schemas.openxmlformats.org/officeDocument/2006/math" xmlns:v="urn:schemas-microsoft-com:vml" xmlns:wp14="http://schemas.microsoft.com/office/word/2010/wordprocessingDrawing" xmlns:wp="http://schemas.openxmlformats.org/drawingml/2006/wordprocessingDrawing" xmlns:w10="urn:schemas-microsoft-com:office:word" xmlns:w="http://schemas.openxmlformats.org/wordprocessingml/2006/main" xmlns:w14="http://schemas.microsoft.com/office/word/2010/wordml" xmlns:w15="http://schemas.microsoft.com/office/word/2012/wordml" xmlns:w16cex="http://schemas.microsoft.com/office/word/2018/wordml/cex" xmlns:w16cid="http://schemas.microsoft.com/office/word/2016/wordml/cid" xmlns:w16="http://schemas.microsoft.com/office/word/2018/wordml" xmlns:w16du="http://schemas.microsoft.com/office/word/2023/wordml/word16du" xmlns:w16sdtdh="http://schemas.microsoft.com/office/word/2020/wordml/sdtdatahash" xmlns:w16sdtfl="http://schemas.microsoft.com/office/word/2024/wordml/sdtformatlock" xmlns:w16se="http://schemas.microsoft.com/office/word/2015/wordml/symex" xmlns:wpg="http://schemas.microsoft.com/office/word/2010/wordprocessingGroup" xmlns:wpi="http://schemas.microsoft.com/office/word/2010/wordprocessingInk" xmlns:wne="http://schemas.microsoft.com/office/word/2006/wordml" xmlns:wps="http://schemas.microsoft.com/office/word/2010/wordprocessingShape" mc:Ignorable="w14 w15 w16se w16cid w16 w16cex w16sdtdh w16sdtfl w16du wp14">
+<w:document xmlns:wpc="http://schemas.microsoft.com/office/word/2010/wordprocessingCanvas" xmlns:cx="http://schemas.microsoft.com/office/drawing/2014/chartex" xmlns:cx1="http://schemas.microsoft.com/office/drawing/2015/9/8/chartex" xmlns:cx2="http://schemas.microsoft.com/office/drawing/2015/10/21/chartex" xmlns:cx3="http://schemas.microsoft.com/office/drawing/2016/5/9/chartex" xmlns:cx4="http://schemas.microsoft.com/office/drawing/2016/5/10/chartex" xmlns:cx5="http://schemas.microsoft.com/office/drawing/2016/5/11/chartex" xmlns:cx6="http://schemas.microsoft.com/office/drawing/2016/5/12/chartex" xmlns:cx7="http://schemas.microsoft.com/office/drawing/2016/5/13/chartex" xmlns:cx8="http://schemas.microsoft.com/office/drawing/2016/5/14/chartex" xmlns:mc="http://schemas.openxmlformats.org/markup-compatibility/2006" xmlns:aink="http://schemas.microsoft.com/office/drawing/2016/ink" xmlns:am3d="http://schemas.microsoft.com/office/drawing/2017/model3d" xmlns:o="urn:schemas-microsoft-com:office:office" xmlns:r="http://schemas.openxmlformats.org/officeDocument/2006/relationships" xmlns:m="http://schemas.openxmlformats.org/officeDocument/2006/math" xmlns:v="urn:schemas-microsoft-com:vml" xmlns:wp14="http://schemas.microsoft.com/office/word/2010/wordprocessingDrawing" xmlns:wp="http://schemas.openxmlformats.org/drawingml/2006/wordprocessingDrawing" xmlns:w10="urn:schemas-microsoft-com:office:word" xmlns:w="http://schemas.openxmlformats.org/wordprocessingml/2006/main" xmlns:w14="http://schemas.microsoft.com/office/word/2010/wordml" xmlns:w15="http://schemas.microsoft.com/office/word/2012/wordml" xmlns:w16cex="http://schemas.microsoft.com/office/word/2018/wordml/cex" xmlns:w16cid="http://schemas.microsoft.com/office/word/2016/wordml/cid" xmlns:w16="http://schemas.microsoft.com/office/word/2018/wordml" xmlns:w16sdtdh="http://schemas.microsoft.com/office/word/2020/wordml/sdtdatahash" xmlns:w16se="http://schemas.microsoft.com/office/word/2015/wordml/symex" xmlns:wpg="http://schemas.microsoft.com/office/word/2010/wordprocessingGroup" xmlns:wpi="http://schemas.microsoft.com/office/word/2010/wordprocessingInk" xmlns:wne="http://schemas.microsoft.com/office/word/2006/wordml" xmlns:wps="http://schemas.microsoft.com/office/word/2010/wordprocessingShape" mc:Ignorable="w14 w15 w16se w16cid w16 w16cex w16sdtdh wp14">
   <w:body>
     <w:p>
       <w:pPr>
@@ -8,6 +8,67 @@
           <w:rFonts w:ascii="Bookman Old Style" w:hAnsi="Bookman Old Style"/>
         </w:rPr>
       </w:pPr>
+      <w:r>
+        <w:rPr>
+          <w:rFonts w:ascii="Times New Roman" w:hAnsi="Times New Roman" w:cs="Times New Roman"/>
+          <w:noProof/>
+          <w:sz w:val="24"/>
+          <w:szCs w:val="24"/>
+        </w:rPr>
+        <w:drawing>
+          <wp:anchor distT="0" distB="0" distL="114300" distR="114300" simplePos="0" relativeHeight="251659264" behindDoc="0" locked="0" layoutInCell="1" allowOverlap="1" wp14:anchorId="70548F09" wp14:editId="5BD5C318">
+            <wp:simplePos x="0" y="0"/>
+            <wp:positionH relativeFrom="page">
+              <wp:posOffset>3497108</wp:posOffset>
+            </wp:positionH>
+            <wp:positionV relativeFrom="paragraph">
+              <wp:posOffset>-92075</wp:posOffset>
+            </wp:positionV>
+            <wp:extent cx="774700" cy="895350"/>
+            <wp:effectExtent l="0" t="0" r="6350" b="0"/>
+            <wp:wrapNone/>
+            <wp:docPr id="4" name="Picture 4" descr="Description: E:\BALEHO 2019\logo kip 14.jpg"/>
+            <wp:cNvGraphicFramePr>
+              <a:graphicFrameLocks xmlns:a="http://schemas.openxmlformats.org/drawingml/2006/main" noChangeAspect="1"/>
+            </wp:cNvGraphicFramePr>
+            <a:graphic xmlns:a="http://schemas.openxmlformats.org/drawingml/2006/main">
+              <a:graphicData uri="http://schemas.openxmlformats.org/drawingml/2006/picture">
+                <pic:pic xmlns:pic="http://schemas.openxmlformats.org/drawingml/2006/picture">
+                  <pic:nvPicPr>
+                    <pic:cNvPr id="0" name="Picture 1" descr="Description: E:\BALEHO 2019\logo kip 14.jpg"/>
+                    <pic:cNvPicPr>
+                      <a:picLocks noChangeAspect="1" noChangeArrowheads="1"/>
+                    </pic:cNvPicPr>
+                  </pic:nvPicPr>
+                  <pic:blipFill>
+                    <a:blip r:embed="rId8" cstate="print">
+                      <a:extLst>
+                        <a:ext uri="{28A0092B-C50C-407E-A947-70E740481C1C}">
+                          <a14:useLocalDpi xmlns:a14="http://schemas.microsoft.com/office/drawing/2010/main" val="0"/>
+                        </a:ext>
+                      </a:extLst>
+                    </a:blip>
+                    <a:srcRect/>
+                    <a:stretch>
+                      <a:fillRect/>
+                    </a:stretch>
+                  </pic:blipFill>
+                  <pic:spPr bwMode="auto">
+                    <a:xfrm>
+                      <a:off x="0" y="0"/>
+                      <a:ext cx="774700" cy="895350"/>
+                    </a:xfrm>
+                    <a:prstGeom prst="rect">
+                      <a:avLst/>
+                    </a:prstGeom>
+                    <a:noFill/>
+                  </pic:spPr>
+                </pic:pic>
+              </a:graphicData>
+            </a:graphic>
+          </wp:anchor>
+        </w:drawing>
+      </w:r>
       <w:r>
         <w:rPr>
           <w:rFonts w:ascii="Times New Roman" w:hAnsi="Times New Roman" w:cs="Times New Roman"/>
@@ -18,7 +79,7 @@
         <mc:AlternateContent>
           <mc:Choice Requires="wps">
             <w:drawing>
-              <wp:anchor distT="0" distB="0" distL="114300" distR="114300" simplePos="0" relativeHeight="251660288" behindDoc="0" locked="0" layoutInCell="1" allowOverlap="1" wp14:anchorId="437EBE3A" wp14:editId="130D9CE5">
+              <wp:anchor distT="0" distB="0" distL="114300" distR="114300" simplePos="0" relativeHeight="251660288" behindDoc="0" locked="0" layoutInCell="1" allowOverlap="1" wp14:anchorId="437EBE3A" wp14:editId="4AB5BD42">
                 <wp:simplePos x="0" y="0"/>
                 <wp:positionH relativeFrom="column">
                   <wp:posOffset>7842885</wp:posOffset>
@@ -114,7 +175,7 @@
                 <v:stroke joinstyle="miter"/>
                 <v:path gradientshapeok="t" o:connecttype="rect"/>
               </v:shapetype>
-              <v:shape id="Text Box 804843068" o:spid="_x0000_s1026" type="#_x0000_t202" style="position:absolute;margin-left:617.55pt;margin-top:-11.8pt;width:5.3pt;height:41.25pt;flip:y;z-index:251660288;visibility:visible;mso-wrap-style:square;mso-width-percent:0;mso-height-percent:0;mso-wrap-distance-left:9pt;mso-wrap-distance-top:0;mso-wrap-distance-right:9pt;mso-wrap-distance-bottom:0;mso-position-horizontal:absolute;mso-position-horizontal-relative:text;mso-position-vertical:absolute;mso-position-vertical-relative:text;mso-width-percent:0;mso-height-percent:0;mso-width-relative:margin;mso-height-relative:margin;v-text-anchor:top" o:gfxdata="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" fillcolor="white [3201]" strokeweight=".5pt">
+              <v:shape id="Text Box 804843068" o:spid="_x0000_s1026" type="#_x0000_t202" style="position:absolute;margin-left:617.55pt;margin-top:-11.8pt;width:5.3pt;height:41.25pt;flip:y;z-index:251660288;visibility:visible;mso-wrap-style:square;mso-width-percent:0;mso-height-percent:0;mso-wrap-distance-left:9pt;mso-wrap-distance-top:0;mso-wrap-distance-right:9pt;mso-wrap-distance-bottom:0;mso-position-horizontal:absolute;mso-position-horizontal-relative:text;mso-position-vertical:absolute;mso-position-vertical-relative:text;mso-width-percent:0;mso-height-percent:0;mso-width-relative:margin;mso-height-relative:margin;v-text-anchor:top" o:gfxdata="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" fillcolor="white [3201]" strokeweight=".5pt">
                 <v:path arrowok="t"/>
                 <v:textbox>
                   <w:txbxContent>
@@ -140,67 +201,6 @@
           </mc:Fallback>
         </mc:AlternateContent>
       </w:r>
-      <w:r>
-        <w:rPr>
-          <w:rFonts w:ascii="Times New Roman" w:hAnsi="Times New Roman" w:cs="Times New Roman"/>
-          <w:noProof/>
-          <w:sz w:val="24"/>
-          <w:szCs w:val="24"/>
-        </w:rPr>
-        <w:drawing>
-          <wp:anchor distT="0" distB="0" distL="114300" distR="114300" simplePos="0" relativeHeight="251659264" behindDoc="0" locked="0" layoutInCell="1" allowOverlap="1" wp14:anchorId="70548F09" wp14:editId="77002F8C">
-            <wp:simplePos x="0" y="0"/>
-            <wp:positionH relativeFrom="column">
-              <wp:posOffset>2765425</wp:posOffset>
-            </wp:positionH>
-            <wp:positionV relativeFrom="paragraph">
-              <wp:posOffset>-110557</wp:posOffset>
-            </wp:positionV>
-            <wp:extent cx="774700" cy="895350"/>
-            <wp:effectExtent l="0" t="0" r="0" b="0"/>
-            <wp:wrapNone/>
-            <wp:docPr id="4" name="Picture 4" descr="Description: E:\BALEHO 2019\logo kip 14.jpg"/>
-            <wp:cNvGraphicFramePr>
-              <a:graphicFrameLocks xmlns:a="http://schemas.openxmlformats.org/drawingml/2006/main" noChangeAspect="1"/>
-            </wp:cNvGraphicFramePr>
-            <a:graphic xmlns:a="http://schemas.openxmlformats.org/drawingml/2006/main">
-              <a:graphicData uri="http://schemas.openxmlformats.org/drawingml/2006/picture">
-                <pic:pic xmlns:pic="http://schemas.openxmlformats.org/drawingml/2006/picture">
-                  <pic:nvPicPr>
-                    <pic:cNvPr id="0" name="Picture 1" descr="Description: E:\BALEHO 2019\logo kip 14.jpg"/>
-                    <pic:cNvPicPr>
-                      <a:picLocks noChangeAspect="1" noChangeArrowheads="1"/>
-                    </pic:cNvPicPr>
-                  </pic:nvPicPr>
-                  <pic:blipFill>
-                    <a:blip r:embed="rId6" cstate="print">
-                      <a:extLst>
-                        <a:ext uri="{28A0092B-C50C-407E-A947-70E740481C1C}">
-                          <a14:useLocalDpi xmlns:a14="http://schemas.microsoft.com/office/drawing/2010/main" val="0"/>
-                        </a:ext>
-                      </a:extLst>
-                    </a:blip>
-                    <a:srcRect/>
-                    <a:stretch>
-                      <a:fillRect/>
-                    </a:stretch>
-                  </pic:blipFill>
-                  <pic:spPr bwMode="auto">
-                    <a:xfrm>
-                      <a:off x="0" y="0"/>
-                      <a:ext cx="774700" cy="895350"/>
-                    </a:xfrm>
-                    <a:prstGeom prst="rect">
-                      <a:avLst/>
-                    </a:prstGeom>
-                    <a:noFill/>
-                  </pic:spPr>
-                </pic:pic>
-              </a:graphicData>
-            </a:graphic>
-          </wp:anchor>
-        </w:drawing>
-      </w:r>
     </w:p>
     <w:p>
       <w:pPr>
@@ -276,7 +276,7 @@
           <w:szCs w:val="28"/>
           <w:lang w:val="fi-FI"/>
         </w:rPr>
-        <w:t xml:space="preserve">PEMILIHAN </w:t>
+        <w:t>PEMILIHAN</w:t>
       </w:r>
       <w:bookmarkEnd w:id="0"/>
     </w:p>
@@ -348,6 +348,7 @@
                 <w:rFonts w:ascii="Arial" w:hAnsi="Arial" w:cs="Arial"/>
                 <w:sz w:val="24"/>
                 <w:szCs w:val="24"/>
+                <w:lang w:val="nb-NO"/>
               </w:rPr>
             </w:pPr>
           </w:p>
@@ -497,23 +498,7 @@
                 <w:sz w:val="24"/>
                 <w:szCs w:val="24"/>
               </w:rPr>
-              <w:t>[[</w:t>
-            </w:r>
-            <w:r>
-              <w:rPr>
-                <w:rFonts w:ascii="Arial" w:hAnsi="Arial" w:cs="Arial"/>
-                <w:sz w:val="24"/>
-                <w:szCs w:val="24"/>
-              </w:rPr>
-              <w:t>nomorSurat</w:t>
-            </w:r>
-            <w:r>
-              <w:rPr>
-                <w:rFonts w:ascii="Arial" w:hAnsi="Arial" w:cs="Arial"/>
-                <w:sz w:val="24"/>
-                <w:szCs w:val="24"/>
-              </w:rPr>
-              <w:t>]]</w:t>
+              <w:t>[[nomorSurat]]</w:t>
             </w:r>
           </w:p>
           <w:p>
@@ -673,30 +658,6 @@
                 <w:sz w:val="24"/>
                 <w:szCs w:val="24"/>
               </w:rPr>
-              <w:t xml:space="preserve">    </w:t>
-            </w:r>
-            <w:r>
-              <w:rPr>
-                <w:rFonts w:ascii="Arial" w:hAnsi="Arial" w:cs="Arial"/>
-                <w:sz w:val="24"/>
-                <w:szCs w:val="24"/>
-              </w:rPr>
-              <w:t xml:space="preserve">     </w:t>
-            </w:r>
-            <w:r>
-              <w:rPr>
-                <w:rFonts w:ascii="Arial" w:hAnsi="Arial" w:cs="Arial"/>
-                <w:sz w:val="24"/>
-                <w:szCs w:val="24"/>
-              </w:rPr>
-              <w:t xml:space="preserve">    </w:t>
-            </w:r>
-            <w:r>
-              <w:rPr>
-                <w:rFonts w:ascii="Arial" w:hAnsi="Arial" w:cs="Arial"/>
-                <w:sz w:val="24"/>
-                <w:szCs w:val="24"/>
-              </w:rPr>
               <w:t xml:space="preserve"> </w:t>
             </w:r>
             <w:r>
@@ -705,7 +666,7 @@
                 <w:sz w:val="24"/>
                 <w:szCs w:val="24"/>
               </w:rPr>
-              <w:t xml:space="preserve">   </w:t>
+              <w:t xml:space="preserve"> </w:t>
             </w:r>
             <w:r>
               <w:rPr>
@@ -721,23 +682,7 @@
                 <w:sz w:val="24"/>
                 <w:szCs w:val="24"/>
               </w:rPr>
-              <w:t>[[</w:t>
-            </w:r>
-            <w:r>
-              <w:rPr>
-                <w:rFonts w:ascii="Arial" w:hAnsi="Arial" w:cs="Arial"/>
-                <w:sz w:val="24"/>
-                <w:szCs w:val="24"/>
-              </w:rPr>
-              <w:t>tgl</w:t>
-            </w:r>
-            <w:r>
-              <w:rPr>
-                <w:rFonts w:ascii="Arial" w:hAnsi="Arial" w:cs="Arial"/>
-                <w:sz w:val="24"/>
-                <w:szCs w:val="24"/>
-              </w:rPr>
-              <w:t>_generet]]</w:t>
+              <w:t>[[tgl_generet]]</w:t>
             </w:r>
           </w:p>
         </w:tc>
@@ -793,16 +738,7 @@
           <w:sz w:val="24"/>
           <w:szCs w:val="24"/>
         </w:rPr>
-        <w:t>Anggota</w:t>
-      </w:r>
-      <w:r>
-        <w:rPr>
-          <w:rFonts w:ascii="Arial" w:hAnsi="Arial" w:cs="Arial"/>
-          <w:sz w:val="24"/>
-          <w:szCs w:val="24"/>
-          <w:lang w:val="id-ID"/>
-        </w:rPr>
-        <w:t xml:space="preserve"> Komisioner</w:t>
+        <w:t>Seluruh Anggota</w:t>
       </w:r>
     </w:p>
     <w:p>
@@ -852,9 +788,24 @@
           <w:rFonts w:ascii="Arial" w:hAnsi="Arial" w:cs="Arial"/>
           <w:sz w:val="24"/>
           <w:szCs w:val="24"/>
-          <w:lang w:val="id-ID"/>
-        </w:rPr>
-        <w:t>Para Kasubbag</w:t>
+        </w:rPr>
+        <w:t>Pejabat Struktural</w:t>
+      </w:r>
+      <w:r>
+        <w:rPr>
+          <w:rFonts w:ascii="Arial" w:hAnsi="Arial" w:cs="Arial"/>
+          <w:sz w:val="24"/>
+          <w:szCs w:val="24"/>
+        </w:rPr>
+        <w:t xml:space="preserve"> dan </w:t>
+      </w:r>
+      <w:r>
+        <w:rPr>
+          <w:rFonts w:ascii="Arial" w:hAnsi="Arial" w:cs="Arial"/>
+          <w:sz w:val="24"/>
+          <w:szCs w:val="24"/>
+        </w:rPr>
+        <w:t>Pejabat Fungsional</w:t>
       </w:r>
     </w:p>
     <w:p>
@@ -879,179 +830,48 @@
           <w:sz w:val="24"/>
           <w:szCs w:val="24"/>
         </w:rPr>
-        <w:t>Pejabat Fungsional</w:t>
+        <w:t>Bendahara Pengeluaran</w:t>
       </w:r>
     </w:p>
     <w:p>
       <w:pPr>
         <w:pStyle w:val="NoSpacing"/>
-        <w:numPr>
-          <w:ilvl w:val="0"/>
-          <w:numId w:val="10"/>
-        </w:numPr>
         <w:spacing w:line="276" w:lineRule="auto"/>
-        <w:ind w:left="284" w:hanging="284"/>
-        <w:rPr>
-          <w:rFonts w:ascii="Arial" w:hAnsi="Arial" w:cs="Arial"/>
-          <w:sz w:val="24"/>
-          <w:szCs w:val="24"/>
-          <w:lang w:val="id-ID"/>
-        </w:rPr>
-      </w:pPr>
-      <w:r>
-        <w:rPr>
-          <w:rFonts w:ascii="Arial" w:hAnsi="Arial" w:cs="Arial"/>
-          <w:sz w:val="24"/>
-          <w:szCs w:val="24"/>
-        </w:rPr>
-        <w:t>Bendahara Pengeluaran</w:t>
+        <w:ind w:left="284"/>
+        <w:rPr>
+          <w:rFonts w:ascii="Arial" w:hAnsi="Arial" w:cs="Arial"/>
+          <w:sz w:val="24"/>
+          <w:szCs w:val="24"/>
+        </w:rPr>
+      </w:pPr>
+      <w:r>
+        <w:rPr>
+          <w:rFonts w:ascii="Arial" w:hAnsi="Arial" w:cs="Arial"/>
+          <w:sz w:val="24"/>
+          <w:szCs w:val="24"/>
+        </w:rPr>
+        <w:t>di</w:t>
+      </w:r>
+      <w:r>
+        <w:rPr>
+          <w:rFonts w:ascii="Arial" w:hAnsi="Arial" w:cs="Arial"/>
+          <w:sz w:val="24"/>
+          <w:szCs w:val="24"/>
+        </w:rPr>
+        <w:t xml:space="preserve"> –</w:t>
       </w:r>
     </w:p>
     <w:p>
       <w:pPr>
         <w:pStyle w:val="NoSpacing"/>
         <w:spacing w:line="276" w:lineRule="auto"/>
-        <w:ind w:left="360"/>
-        <w:rPr>
-          <w:rFonts w:ascii="Arial" w:hAnsi="Arial" w:cs="Arial"/>
-          <w:sz w:val="24"/>
-          <w:szCs w:val="24"/>
-          <w:lang w:val="id-ID"/>
-        </w:rPr>
-      </w:pPr>
-    </w:p>
-    <w:p>
-      <w:pPr>
-        <w:pStyle w:val="NoSpacing"/>
-        <w:spacing w:line="276" w:lineRule="auto"/>
-        <w:ind w:hanging="426"/>
-        <w:rPr>
-          <w:rFonts w:ascii="Arial" w:hAnsi="Arial" w:cs="Arial"/>
-          <w:sz w:val="24"/>
-          <w:szCs w:val="24"/>
-          <w:lang w:val="id-ID"/>
-        </w:rPr>
-      </w:pPr>
-      <w:r>
-        <w:rPr>
-          <w:rFonts w:ascii="Arial" w:hAnsi="Arial" w:cs="Arial"/>
-          <w:sz w:val="24"/>
-          <w:szCs w:val="24"/>
-          <w:lang w:val="id-ID"/>
-        </w:rPr>
-        <w:t xml:space="preserve">     </w:t>
-      </w:r>
-      <w:r>
-        <w:rPr>
-          <w:rFonts w:ascii="Arial" w:hAnsi="Arial" w:cs="Arial"/>
-          <w:sz w:val="24"/>
-          <w:szCs w:val="24"/>
-          <w:lang w:val="id-ID"/>
-        </w:rPr>
-        <w:tab/>
-      </w:r>
-      <w:r>
-        <w:rPr>
-          <w:rFonts w:ascii="Arial" w:hAnsi="Arial" w:cs="Arial"/>
-          <w:sz w:val="24"/>
-          <w:szCs w:val="24"/>
-        </w:rPr>
-        <w:t>D</w:t>
-      </w:r>
-      <w:r>
-        <w:rPr>
-          <w:rFonts w:ascii="Arial" w:hAnsi="Arial" w:cs="Arial"/>
-          <w:sz w:val="24"/>
-          <w:szCs w:val="24"/>
-        </w:rPr>
-        <w:t>i</w:t>
-      </w:r>
-      <w:r>
-        <w:rPr>
-          <w:rFonts w:ascii="Arial" w:hAnsi="Arial" w:cs="Arial"/>
-          <w:sz w:val="24"/>
-          <w:szCs w:val="24"/>
-          <w:lang w:val="id-ID"/>
-        </w:rPr>
-        <w:t xml:space="preserve"> Lingkungan KIP </w:t>
-      </w:r>
-      <w:r>
-        <w:rPr>
-          <w:rFonts w:ascii="Arial" w:hAnsi="Arial" w:cs="Arial"/>
-          <w:sz w:val="24"/>
-          <w:szCs w:val="24"/>
-          <w:lang w:val="id-ID"/>
-        </w:rPr>
-        <w:t xml:space="preserve">Kabupaten </w:t>
-      </w:r>
-      <w:r>
-        <w:rPr>
-          <w:rFonts w:ascii="Arial" w:hAnsi="Arial" w:cs="Arial"/>
-          <w:sz w:val="24"/>
-          <w:szCs w:val="24"/>
-          <w:lang w:val="id-ID"/>
-        </w:rPr>
-        <w:t xml:space="preserve">Pidie Jaya </w:t>
-      </w:r>
-    </w:p>
-    <w:p>
-      <w:pPr>
-        <w:pStyle w:val="NoSpacing"/>
-        <w:spacing w:line="276" w:lineRule="auto"/>
-        <w:rPr>
-          <w:rFonts w:ascii="Arial" w:hAnsi="Arial" w:cs="Arial"/>
-          <w:sz w:val="24"/>
-          <w:szCs w:val="24"/>
-          <w:lang w:val="id-ID"/>
-        </w:rPr>
-      </w:pPr>
-      <w:r>
-        <w:rPr>
-          <w:rFonts w:ascii="Arial" w:hAnsi="Arial" w:cs="Arial"/>
-          <w:sz w:val="24"/>
-          <w:szCs w:val="24"/>
-        </w:rPr>
-        <w:t>di-</w:t>
-      </w:r>
-      <w:r>
-        <w:rPr>
-          <w:rFonts w:ascii="Arial" w:hAnsi="Arial" w:cs="Arial"/>
-          <w:sz w:val="24"/>
-          <w:szCs w:val="24"/>
-          <w:lang w:val="id-ID"/>
-        </w:rPr>
-        <w:t xml:space="preserve">                                                   </w:t>
-      </w:r>
-      <w:r>
-        <w:rPr>
-          <w:rFonts w:ascii="Arial" w:hAnsi="Arial" w:cs="Arial"/>
-          <w:sz w:val="24"/>
-          <w:szCs w:val="24"/>
-          <w:lang w:val="id-ID"/>
-        </w:rPr>
-        <w:t xml:space="preserve">                        </w:t>
-      </w:r>
-    </w:p>
-    <w:p>
-      <w:pPr>
-        <w:pStyle w:val="NoSpacing"/>
-        <w:spacing w:line="276" w:lineRule="auto"/>
-        <w:ind w:firstLine="142"/>
-        <w:rPr>
-          <w:rFonts w:ascii="Arial" w:hAnsi="Arial" w:cs="Arial"/>
-          <w:sz w:val="24"/>
-          <w:szCs w:val="24"/>
-          <w:lang w:val="id-ID"/>
-        </w:rPr>
-      </w:pPr>
-      <w:r>
-        <w:rPr>
-          <w:rFonts w:ascii="Arial" w:hAnsi="Arial" w:cs="Arial"/>
-          <w:sz w:val="24"/>
-          <w:szCs w:val="24"/>
-        </w:rPr>
-        <w:t xml:space="preserve">     </w:t>
-      </w:r>
+        <w:ind w:left="284" w:firstLine="436"/>
+        <w:rPr>
+          <w:rFonts w:ascii="Arial" w:hAnsi="Arial" w:cs="Arial"/>
+          <w:sz w:val="24"/>
+          <w:szCs w:val="24"/>
+        </w:rPr>
+      </w:pPr>
       <w:r>
         <w:rPr>
           <w:rFonts w:ascii="Arial" w:hAnsi="Arial" w:cs="Arial"/>
@@ -1261,7 +1081,7 @@
           <w:szCs w:val="24"/>
           <w:lang w:val="id-ID"/>
         </w:rPr>
-        <w:t xml:space="preserve"> untuk dapat </w:t>
+        <w:t xml:space="preserve"> untuk </w:t>
       </w:r>
       <w:r>
         <w:rPr>
@@ -1270,7 +1090,24 @@
           <w:szCs w:val="24"/>
           <w:lang w:val="id-ID"/>
         </w:rPr>
-        <w:t>berhadir Pada</w:t>
+        <w:t xml:space="preserve">berhadir </w:t>
+      </w:r>
+      <w:r>
+        <w:rPr>
+          <w:rFonts w:ascii="Arial" w:hAnsi="Arial" w:cs="Arial"/>
+          <w:sz w:val="24"/>
+          <w:szCs w:val="24"/>
+        </w:rPr>
+        <w:t>p</w:t>
+      </w:r>
+      <w:r>
+        <w:rPr>
+          <w:rFonts w:ascii="Arial" w:hAnsi="Arial" w:cs="Arial"/>
+          <w:sz w:val="24"/>
+          <w:szCs w:val="24"/>
+          <w:lang w:val="id-ID"/>
+        </w:rPr>
+        <w:t>ada</w:t>
       </w:r>
       <w:r>
         <w:rPr>
@@ -1279,657 +1116,13 @@
           <w:szCs w:val="24"/>
         </w:rPr>
         <w:t>:</w:t>
-      </w:r>
-    </w:p>
-    <w:p>
-      <w:pPr>
-        <w:spacing w:after="0" w:line="360" w:lineRule="auto"/>
-        <w:jc w:val="both"/>
-        <w:rPr>
-          <w:rFonts w:ascii="Arial" w:hAnsi="Arial" w:cs="Arial"/>
-          <w:sz w:val="24"/>
-          <w:szCs w:val="24"/>
-        </w:rPr>
-      </w:pPr>
-      <w:r>
-        <w:rPr>
-          <w:rFonts w:ascii="Arial" w:hAnsi="Arial" w:cs="Arial"/>
-          <w:sz w:val="24"/>
-          <w:szCs w:val="24"/>
-        </w:rPr>
-        <w:t>Hari</w:t>
-      </w:r>
-      <w:r>
-        <w:rPr>
-          <w:rFonts w:ascii="Arial" w:hAnsi="Arial" w:cs="Arial"/>
-          <w:sz w:val="24"/>
-          <w:szCs w:val="24"/>
-        </w:rPr>
-        <w:tab/>
-      </w:r>
-      <w:r>
-        <w:rPr>
-          <w:rFonts w:ascii="Arial" w:hAnsi="Arial" w:cs="Arial"/>
-          <w:sz w:val="24"/>
-          <w:szCs w:val="24"/>
-        </w:rPr>
-        <w:tab/>
-      </w:r>
-      <w:r>
-        <w:rPr>
-          <w:rFonts w:ascii="Arial" w:hAnsi="Arial" w:cs="Arial"/>
-          <w:sz w:val="24"/>
-          <w:szCs w:val="24"/>
-        </w:rPr>
-        <w:tab/>
-        <w:t>:</w:t>
-      </w:r>
-      <w:r>
-        <w:rPr>
-          <w:rFonts w:ascii="Arial" w:hAnsi="Arial" w:cs="Arial"/>
-          <w:sz w:val="24"/>
-          <w:szCs w:val="24"/>
-        </w:rPr>
-        <w:t xml:space="preserve"> </w:t>
-      </w:r>
-      <w:r>
-        <w:rPr>
-          <w:rFonts w:ascii="Arial" w:hAnsi="Arial" w:cs="Arial"/>
-          <w:sz w:val="24"/>
-          <w:szCs w:val="24"/>
-        </w:rPr>
-        <w:t xml:space="preserve"> </w:t>
-      </w:r>
-      <w:r>
-        <w:rPr>
-          <w:rFonts w:ascii="Arial" w:hAnsi="Arial" w:cs="Arial"/>
-          <w:sz w:val="24"/>
-          <w:szCs w:val="24"/>
-        </w:rPr>
-        <w:t xml:space="preserve"> </w:t>
-      </w:r>
-      <w:r>
-        <w:rPr>
-          <w:rFonts w:ascii="Arial" w:hAnsi="Arial" w:cs="Arial"/>
-          <w:sz w:val="24"/>
-          <w:szCs w:val="24"/>
-        </w:rPr>
-        <w:t>[[</w:t>
-      </w:r>
-      <w:r>
-        <w:rPr>
-          <w:rFonts w:ascii="Arial" w:hAnsi="Arial" w:cs="Arial"/>
-          <w:sz w:val="24"/>
-          <w:szCs w:val="24"/>
-        </w:rPr>
-        <w:t>hari</w:t>
-      </w:r>
-      <w:r>
-        <w:rPr>
-          <w:rFonts w:ascii="Arial" w:hAnsi="Arial" w:cs="Arial"/>
-          <w:sz w:val="24"/>
-          <w:szCs w:val="24"/>
-        </w:rPr>
-        <w:t>]]</w:t>
-      </w:r>
-    </w:p>
-    <w:p>
-      <w:pPr>
-        <w:pStyle w:val="NoSpacing"/>
-        <w:spacing w:line="360" w:lineRule="auto"/>
-        <w:rPr>
-          <w:rFonts w:ascii="Arial" w:hAnsi="Arial" w:cs="Arial"/>
-          <w:sz w:val="24"/>
-          <w:szCs w:val="24"/>
-        </w:rPr>
-      </w:pPr>
-      <w:r>
-        <w:rPr>
-          <w:rFonts w:ascii="Arial" w:hAnsi="Arial" w:cs="Arial"/>
-          <w:sz w:val="24"/>
-          <w:szCs w:val="24"/>
-        </w:rPr>
-        <w:t>Tanggal</w:t>
-      </w:r>
-      <w:r>
-        <w:rPr>
-          <w:rFonts w:ascii="Arial" w:hAnsi="Arial" w:cs="Arial"/>
-          <w:sz w:val="24"/>
-          <w:szCs w:val="24"/>
-        </w:rPr>
-        <w:tab/>
-      </w:r>
-      <w:r>
-        <w:rPr>
-          <w:rFonts w:ascii="Arial" w:hAnsi="Arial" w:cs="Arial"/>
-          <w:sz w:val="24"/>
-          <w:szCs w:val="24"/>
-        </w:rPr>
-        <w:tab/>
-        <w:t>:</w:t>
-      </w:r>
-      <w:r>
-        <w:rPr>
-          <w:rFonts w:ascii="Arial" w:hAnsi="Arial" w:cs="Arial"/>
-          <w:sz w:val="24"/>
-          <w:szCs w:val="24"/>
-        </w:rPr>
-        <w:t xml:space="preserve"> </w:t>
-      </w:r>
-      <w:r>
-        <w:rPr>
-          <w:rFonts w:ascii="Arial" w:hAnsi="Arial" w:cs="Arial"/>
-          <w:sz w:val="24"/>
-          <w:szCs w:val="24"/>
-        </w:rPr>
-        <w:t xml:space="preserve"> </w:t>
-      </w:r>
-      <w:r>
-        <w:rPr>
-          <w:rFonts w:ascii="Arial" w:hAnsi="Arial" w:cs="Arial"/>
-          <w:sz w:val="24"/>
-          <w:szCs w:val="24"/>
-        </w:rPr>
-        <w:t xml:space="preserve"> </w:t>
-      </w:r>
-      <w:r>
-        <w:rPr>
-          <w:rFonts w:ascii="Arial" w:hAnsi="Arial" w:cs="Arial"/>
-          <w:sz w:val="24"/>
-          <w:szCs w:val="24"/>
-        </w:rPr>
-        <w:t>[[</w:t>
-      </w:r>
-      <w:r>
-        <w:rPr>
-          <w:rFonts w:ascii="Arial" w:hAnsi="Arial" w:cs="Arial"/>
-          <w:sz w:val="24"/>
-          <w:szCs w:val="24"/>
-        </w:rPr>
-        <w:t>tanggal</w:t>
-      </w:r>
-      <w:r>
-        <w:rPr>
-          <w:rFonts w:ascii="Arial" w:hAnsi="Arial" w:cs="Arial"/>
-          <w:sz w:val="24"/>
-          <w:szCs w:val="24"/>
-        </w:rPr>
-        <w:t>]]</w:t>
-      </w:r>
-    </w:p>
-    <w:p>
-      <w:pPr>
-        <w:pStyle w:val="NoSpacing"/>
-        <w:spacing w:line="360" w:lineRule="auto"/>
-        <w:ind w:right="-658"/>
-        <w:rPr>
-          <w:rFonts w:ascii="Arial" w:hAnsi="Arial" w:cs="Arial"/>
-          <w:sz w:val="24"/>
-          <w:szCs w:val="24"/>
-        </w:rPr>
-      </w:pPr>
-      <w:r>
-        <w:rPr>
-          <w:rFonts w:ascii="Arial" w:hAnsi="Arial" w:cs="Arial"/>
-          <w:sz w:val="24"/>
-          <w:szCs w:val="24"/>
-        </w:rPr>
-        <w:t>Pukul</w:t>
-      </w:r>
-      <w:r>
-        <w:rPr>
-          <w:rFonts w:ascii="Arial" w:hAnsi="Arial" w:cs="Arial"/>
-          <w:sz w:val="24"/>
-          <w:szCs w:val="24"/>
-        </w:rPr>
-        <w:tab/>
-      </w:r>
-      <w:r>
-        <w:rPr>
-          <w:rFonts w:ascii="Arial" w:hAnsi="Arial" w:cs="Arial"/>
-          <w:sz w:val="24"/>
-          <w:szCs w:val="24"/>
-        </w:rPr>
-        <w:tab/>
-      </w:r>
-      <w:r>
-        <w:rPr>
-          <w:rFonts w:ascii="Arial" w:hAnsi="Arial" w:cs="Arial"/>
-          <w:sz w:val="24"/>
-          <w:szCs w:val="24"/>
-        </w:rPr>
-        <w:tab/>
-        <w:t>:</w:t>
-      </w:r>
-      <w:r>
-        <w:rPr>
-          <w:rFonts w:ascii="Arial" w:hAnsi="Arial" w:cs="Arial"/>
-          <w:sz w:val="24"/>
-          <w:szCs w:val="24"/>
-        </w:rPr>
-        <w:t xml:space="preserve"> </w:t>
-      </w:r>
-      <w:r>
-        <w:rPr>
-          <w:rFonts w:ascii="Arial" w:hAnsi="Arial" w:cs="Arial"/>
-          <w:sz w:val="24"/>
-          <w:szCs w:val="24"/>
-        </w:rPr>
-        <w:t xml:space="preserve"> </w:t>
-      </w:r>
-      <w:r>
-        <w:rPr>
-          <w:rFonts w:ascii="Arial" w:hAnsi="Arial" w:cs="Arial"/>
-          <w:sz w:val="24"/>
-          <w:szCs w:val="24"/>
-        </w:rPr>
-        <w:t xml:space="preserve"> </w:t>
-      </w:r>
-      <w:r>
-        <w:rPr>
-          <w:rFonts w:ascii="Arial" w:hAnsi="Arial" w:cs="Arial"/>
-          <w:sz w:val="24"/>
-          <w:szCs w:val="24"/>
-        </w:rPr>
-        <w:t>[[</w:t>
-      </w:r>
-      <w:r>
-        <w:rPr>
-          <w:rFonts w:ascii="Arial" w:hAnsi="Arial" w:cs="Arial"/>
-          <w:sz w:val="24"/>
-          <w:szCs w:val="24"/>
-        </w:rPr>
-        <w:t>jam</w:t>
-      </w:r>
-      <w:r>
-        <w:rPr>
-          <w:rFonts w:ascii="Arial" w:hAnsi="Arial" w:cs="Arial"/>
-          <w:sz w:val="24"/>
-          <w:szCs w:val="24"/>
-        </w:rPr>
-        <w:t>]]</w:t>
-      </w:r>
-    </w:p>
-    <w:p>
-      <w:pPr>
-        <w:pStyle w:val="NoSpacing"/>
-        <w:spacing w:line="360" w:lineRule="auto"/>
-        <w:rPr>
-          <w:rFonts w:ascii="Arial" w:hAnsi="Arial" w:cs="Arial"/>
-          <w:sz w:val="24"/>
-          <w:szCs w:val="24"/>
-        </w:rPr>
-      </w:pPr>
-      <w:r>
-        <w:rPr>
-          <w:rFonts w:ascii="Arial" w:hAnsi="Arial" w:cs="Arial"/>
-          <w:sz w:val="24"/>
-          <w:szCs w:val="24"/>
-        </w:rPr>
-        <w:t>Tempat</w:t>
-      </w:r>
-      <w:r>
-        <w:rPr>
-          <w:rFonts w:ascii="Arial" w:hAnsi="Arial" w:cs="Arial"/>
-          <w:sz w:val="24"/>
-          <w:szCs w:val="24"/>
-        </w:rPr>
-        <w:tab/>
-      </w:r>
-      <w:r>
-        <w:rPr>
-          <w:rFonts w:ascii="Arial" w:hAnsi="Arial" w:cs="Arial"/>
-          <w:sz w:val="24"/>
-          <w:szCs w:val="24"/>
-        </w:rPr>
-        <w:tab/>
-        <w:t>:</w:t>
-      </w:r>
-      <w:r>
-        <w:rPr>
-          <w:rFonts w:ascii="Arial" w:hAnsi="Arial" w:cs="Arial"/>
-          <w:sz w:val="24"/>
-          <w:szCs w:val="24"/>
-        </w:rPr>
-        <w:t xml:space="preserve"> </w:t>
-      </w:r>
-      <w:r>
-        <w:rPr>
-          <w:rFonts w:ascii="Arial" w:hAnsi="Arial" w:cs="Arial"/>
-          <w:sz w:val="24"/>
-          <w:szCs w:val="24"/>
-        </w:rPr>
-        <w:t xml:space="preserve"> </w:t>
-      </w:r>
-      <w:r>
-        <w:rPr>
-          <w:rFonts w:ascii="Arial" w:hAnsi="Arial" w:cs="Arial"/>
-          <w:sz w:val="24"/>
-          <w:szCs w:val="24"/>
-        </w:rPr>
-        <w:t xml:space="preserve"> </w:t>
-      </w:r>
-      <w:r>
-        <w:rPr>
-          <w:rFonts w:ascii="Arial" w:hAnsi="Arial" w:cs="Arial"/>
-          <w:sz w:val="24"/>
-          <w:szCs w:val="24"/>
-        </w:rPr>
-        <w:t>[[tempat]]</w:t>
-      </w:r>
-    </w:p>
-    <w:p>
-      <w:pPr>
-        <w:pStyle w:val="NoSpacing"/>
-        <w:tabs>
-          <w:tab w:val="left" w:pos="3119"/>
-        </w:tabs>
-        <w:spacing w:line="360" w:lineRule="auto"/>
-        <w:ind w:left="2410" w:hanging="2410"/>
-        <w:rPr>
-          <w:rFonts w:ascii="Arial" w:hAnsi="Arial" w:cs="Arial"/>
-          <w:sz w:val="24"/>
-          <w:szCs w:val="24"/>
-        </w:rPr>
-      </w:pPr>
-      <w:r>
-        <w:rPr>
-          <w:rFonts w:ascii="Arial" w:hAnsi="Arial" w:cs="Arial"/>
-          <w:sz w:val="24"/>
-          <w:szCs w:val="24"/>
-        </w:rPr>
-        <w:t xml:space="preserve">Agenda                </w:t>
-      </w:r>
-      <w:r>
-        <w:rPr>
-          <w:rFonts w:ascii="Arial" w:hAnsi="Arial" w:cs="Arial"/>
-          <w:sz w:val="24"/>
-          <w:szCs w:val="24"/>
-        </w:rPr>
-        <w:t xml:space="preserve">   </w:t>
-      </w:r>
-      <w:r>
-        <w:rPr>
-          <w:rFonts w:ascii="Arial" w:hAnsi="Arial" w:cs="Arial"/>
-          <w:sz w:val="24"/>
-          <w:szCs w:val="24"/>
-        </w:rPr>
-        <w:t xml:space="preserve"> </w:t>
-      </w:r>
-      <w:r>
-        <w:rPr>
-          <w:rFonts w:ascii="Arial" w:hAnsi="Arial" w:cs="Arial"/>
-          <w:sz w:val="24"/>
-          <w:szCs w:val="24"/>
-        </w:rPr>
-        <w:t>:</w:t>
-      </w:r>
-      <w:r>
-        <w:rPr>
-          <w:rFonts w:ascii="Arial" w:hAnsi="Arial" w:cs="Arial"/>
-          <w:sz w:val="24"/>
-          <w:szCs w:val="24"/>
-        </w:rPr>
-        <w:t xml:space="preserve"> </w:t>
-      </w:r>
-      <w:r>
-        <w:rPr>
-          <w:rFonts w:ascii="Arial" w:hAnsi="Arial" w:cs="Arial"/>
-          <w:sz w:val="24"/>
-          <w:szCs w:val="24"/>
-        </w:rPr>
-        <w:t xml:space="preserve"> </w:t>
-      </w:r>
-      <w:r>
-        <w:rPr>
-          <w:rFonts w:ascii="Arial" w:hAnsi="Arial" w:cs="Arial"/>
-          <w:sz w:val="24"/>
-          <w:szCs w:val="24"/>
-        </w:rPr>
-        <w:t xml:space="preserve"> </w:t>
-      </w:r>
-      <w:r>
-        <w:rPr>
-          <w:rFonts w:ascii="Arial" w:hAnsi="Arial" w:cs="Arial"/>
-          <w:sz w:val="24"/>
-          <w:szCs w:val="24"/>
-        </w:rPr>
-        <w:t>[[</w:t>
-      </w:r>
-      <w:r>
-        <w:rPr>
-          <w:rFonts w:ascii="Arial" w:hAnsi="Arial" w:cs="Arial"/>
-          <w:sz w:val="24"/>
-          <w:szCs w:val="24"/>
-        </w:rPr>
-        <w:t>agenda</w:t>
-      </w:r>
-      <w:r>
-        <w:rPr>
-          <w:rFonts w:ascii="Arial" w:hAnsi="Arial" w:cs="Arial"/>
-          <w:sz w:val="24"/>
-          <w:szCs w:val="24"/>
-        </w:rPr>
-        <w:t>]]</w:t>
-      </w:r>
-    </w:p>
-    <w:p>
-      <w:pPr>
-        <w:pStyle w:val="NoSpacing"/>
-        <w:spacing w:line="360" w:lineRule="auto"/>
-        <w:ind w:firstLine="720"/>
-        <w:jc w:val="both"/>
-        <w:rPr>
-          <w:rFonts w:ascii="Arial" w:hAnsi="Arial" w:cs="Arial"/>
-          <w:sz w:val="24"/>
-          <w:szCs w:val="24"/>
-        </w:rPr>
-      </w:pPr>
-      <w:r>
-        <w:rPr>
-          <w:rFonts w:ascii="Arial" w:hAnsi="Arial" w:cs="Arial"/>
-          <w:sz w:val="24"/>
-          <w:szCs w:val="24"/>
-        </w:rPr>
-        <w:t>Demikian</w:t>
-      </w:r>
-      <w:r>
-        <w:rPr>
-          <w:rFonts w:ascii="Arial" w:hAnsi="Arial" w:cs="Arial"/>
-          <w:sz w:val="24"/>
-          <w:szCs w:val="24"/>
-        </w:rPr>
-        <w:t xml:space="preserve"> </w:t>
-      </w:r>
-      <w:r>
-        <w:rPr>
-          <w:rFonts w:ascii="Arial" w:hAnsi="Arial" w:cs="Arial"/>
-          <w:sz w:val="24"/>
-          <w:szCs w:val="24"/>
-        </w:rPr>
-        <w:t>kami sampaikan,</w:t>
-      </w:r>
-      <w:r>
-        <w:rPr>
-          <w:rFonts w:ascii="Arial" w:hAnsi="Arial" w:cs="Arial"/>
-          <w:sz w:val="24"/>
-          <w:szCs w:val="24"/>
-          <w:lang w:val="id-ID"/>
-        </w:rPr>
-        <w:t xml:space="preserve"> </w:t>
-      </w:r>
-      <w:r>
-        <w:rPr>
-          <w:rFonts w:ascii="Arial" w:hAnsi="Arial" w:cs="Arial"/>
-          <w:sz w:val="24"/>
-          <w:szCs w:val="24"/>
-        </w:rPr>
-        <w:t>atas</w:t>
-      </w:r>
-      <w:r>
-        <w:rPr>
-          <w:rFonts w:ascii="Arial" w:hAnsi="Arial" w:cs="Arial"/>
-          <w:sz w:val="24"/>
-          <w:szCs w:val="24"/>
-        </w:rPr>
-        <w:t xml:space="preserve"> </w:t>
-      </w:r>
-      <w:r>
-        <w:rPr>
-          <w:rFonts w:ascii="Arial" w:hAnsi="Arial" w:cs="Arial"/>
-          <w:sz w:val="24"/>
-          <w:szCs w:val="24"/>
-        </w:rPr>
-        <w:t>kehadirannya</w:t>
-      </w:r>
-      <w:r>
-        <w:rPr>
-          <w:rFonts w:ascii="Arial" w:hAnsi="Arial" w:cs="Arial"/>
-          <w:sz w:val="24"/>
-          <w:szCs w:val="24"/>
-        </w:rPr>
-        <w:t xml:space="preserve"> </w:t>
-      </w:r>
-      <w:r>
-        <w:rPr>
-          <w:rFonts w:ascii="Arial" w:hAnsi="Arial" w:cs="Arial"/>
-          <w:sz w:val="24"/>
-          <w:szCs w:val="24"/>
-        </w:rPr>
-        <w:t>tepat</w:t>
-      </w:r>
-      <w:r>
-        <w:rPr>
-          <w:rFonts w:ascii="Arial" w:hAnsi="Arial" w:cs="Arial"/>
-          <w:sz w:val="24"/>
-          <w:szCs w:val="24"/>
-        </w:rPr>
-        <w:t xml:space="preserve"> </w:t>
-      </w:r>
-      <w:r>
-        <w:rPr>
-          <w:rFonts w:ascii="Arial" w:hAnsi="Arial" w:cs="Arial"/>
-          <w:sz w:val="24"/>
-          <w:szCs w:val="24"/>
-        </w:rPr>
-        <w:t>waktu</w:t>
-      </w:r>
-      <w:r>
-        <w:rPr>
-          <w:rFonts w:ascii="Arial" w:hAnsi="Arial" w:cs="Arial"/>
-          <w:sz w:val="24"/>
-          <w:szCs w:val="24"/>
-        </w:rPr>
-        <w:t xml:space="preserve">  kami  </w:t>
-      </w:r>
-      <w:r>
-        <w:rPr>
-          <w:rFonts w:ascii="Arial" w:hAnsi="Arial" w:cs="Arial"/>
-          <w:sz w:val="24"/>
-          <w:szCs w:val="24"/>
-        </w:rPr>
-        <w:t>ucapkan</w:t>
-      </w:r>
-      <w:r>
-        <w:rPr>
-          <w:rFonts w:ascii="Arial" w:hAnsi="Arial" w:cs="Arial"/>
-          <w:sz w:val="24"/>
-          <w:szCs w:val="24"/>
-        </w:rPr>
-        <w:t xml:space="preserve"> </w:t>
-      </w:r>
-      <w:r>
-        <w:rPr>
-          <w:rFonts w:ascii="Arial" w:hAnsi="Arial" w:cs="Arial"/>
-          <w:sz w:val="24"/>
-          <w:szCs w:val="24"/>
-        </w:rPr>
-        <w:t>terima</w:t>
-      </w:r>
-      <w:r>
-        <w:rPr>
-          <w:rFonts w:ascii="Arial" w:hAnsi="Arial" w:cs="Arial"/>
-          <w:sz w:val="24"/>
-          <w:szCs w:val="24"/>
-        </w:rPr>
-        <w:t xml:space="preserve"> </w:t>
-      </w:r>
-      <w:r>
-        <w:rPr>
-          <w:rFonts w:ascii="Arial" w:hAnsi="Arial" w:cs="Arial"/>
-          <w:sz w:val="24"/>
-          <w:szCs w:val="24"/>
-        </w:rPr>
-        <w:t>kasih</w:t>
-      </w:r>
-      <w:r>
-        <w:rPr>
-          <w:rFonts w:ascii="Arial" w:hAnsi="Arial" w:cs="Arial"/>
-          <w:sz w:val="24"/>
-          <w:szCs w:val="24"/>
-        </w:rPr>
-        <w:t>.</w:t>
-      </w:r>
-    </w:p>
-    <w:p>
-      <w:pPr>
-        <w:pStyle w:val="NoSpacing"/>
-        <w:spacing w:line="276" w:lineRule="auto"/>
-        <w:ind w:left="720"/>
-        <w:jc w:val="both"/>
-        <w:rPr>
-          <w:rFonts w:ascii="Arial" w:hAnsi="Arial" w:cs="Arial"/>
-          <w:sz w:val="18"/>
-          <w:szCs w:val="24"/>
-        </w:rPr>
-      </w:pPr>
-    </w:p>
-    <w:p>
-      <w:pPr>
-        <w:pStyle w:val="NoSpacing"/>
-        <w:tabs>
-          <w:tab w:val="left" w:pos="825"/>
-          <w:tab w:val="left" w:pos="5940"/>
-        </w:tabs>
-        <w:spacing w:line="276" w:lineRule="auto"/>
-        <w:ind w:firstLine="4111"/>
-        <w:jc w:val="center"/>
-        <w:rPr>
-          <w:rFonts w:ascii="Arial" w:hAnsi="Arial" w:cs="Arial"/>
-          <w:sz w:val="24"/>
-          <w:szCs w:val="24"/>
-        </w:rPr>
-      </w:pPr>
-      <w:r>
-        <w:rPr>
-          <w:rFonts w:ascii="Arial" w:hAnsi="Arial" w:cs="Arial"/>
-          <w:sz w:val="24"/>
-          <w:szCs w:val="24"/>
-        </w:rPr>
-        <w:tab/>
-      </w:r>
-      <w:r>
-        <w:rPr>
-          <w:rFonts w:ascii="Arial" w:hAnsi="Arial" w:cs="Arial"/>
-          <w:sz w:val="24"/>
-          <w:szCs w:val="24"/>
-        </w:rPr>
-        <w:t>Ketua</w:t>
-      </w:r>
-      <w:r>
-        <w:rPr>
-          <w:rFonts w:ascii="Arial" w:hAnsi="Arial" w:cs="Arial"/>
-          <w:sz w:val="24"/>
-          <w:szCs w:val="24"/>
-        </w:rPr>
-        <w:t>,</w:t>
       </w:r>
     </w:p>
     <w:tbl>
       <w:tblPr>
         <w:tblStyle w:val="TableGrid"/>
         <w:tblW w:w="0" w:type="auto"/>
-        <w:tblInd w:w="5949" w:type="dxa"/>
+        <w:tblInd w:w="-147" w:type="dxa"/>
         <w:tblBorders>
           <w:top w:val="none" w:sz="0" w:space="0" w:color="auto"/>
           <w:left w:val="none" w:sz="0" w:space="0" w:color="auto"/>
@@ -1941,12 +1134,666 @@
         <w:tblLook w:val="04A0" w:firstRow="1" w:lastRow="0" w:firstColumn="1" w:lastColumn="0" w:noHBand="0" w:noVBand="1"/>
       </w:tblPr>
       <w:tblGrid>
-        <w:gridCol w:w="3680"/>
+        <w:gridCol w:w="1418"/>
+        <w:gridCol w:w="284"/>
+        <w:gridCol w:w="6939"/>
       </w:tblGrid>
       <w:tr>
         <w:tc>
           <w:tcPr>
-            <w:tcW w:w="3680" w:type="dxa"/>
+            <w:tcW w:w="1418" w:type="dxa"/>
+          </w:tcPr>
+          <w:p>
+            <w:pPr>
+              <w:spacing w:line="360" w:lineRule="auto"/>
+              <w:ind w:firstLine="29"/>
+              <w:jc w:val="both"/>
+              <w:rPr>
+                <w:rFonts w:ascii="Arial" w:hAnsi="Arial" w:cs="Arial"/>
+                <w:sz w:val="24"/>
+                <w:szCs w:val="24"/>
+              </w:rPr>
+            </w:pPr>
+            <w:r>
+              <w:rPr>
+                <w:rFonts w:ascii="Arial" w:hAnsi="Arial" w:cs="Arial"/>
+                <w:sz w:val="24"/>
+                <w:szCs w:val="24"/>
+              </w:rPr>
+              <w:t>Hari</w:t>
+            </w:r>
+          </w:p>
+        </w:tc>
+        <w:tc>
+          <w:tcPr>
+            <w:tcW w:w="284" w:type="dxa"/>
+          </w:tcPr>
+          <w:p>
+            <w:pPr>
+              <w:spacing w:line="360" w:lineRule="auto"/>
+              <w:jc w:val="both"/>
+              <w:rPr>
+                <w:rFonts w:ascii="Arial" w:hAnsi="Arial" w:cs="Arial"/>
+                <w:sz w:val="24"/>
+                <w:szCs w:val="24"/>
+              </w:rPr>
+            </w:pPr>
+            <w:r>
+              <w:rPr>
+                <w:rFonts w:ascii="Arial" w:hAnsi="Arial" w:cs="Arial"/>
+                <w:sz w:val="24"/>
+                <w:szCs w:val="24"/>
+              </w:rPr>
+              <w:t>:</w:t>
+            </w:r>
+          </w:p>
+        </w:tc>
+        <w:tc>
+          <w:tcPr>
+            <w:tcW w:w="6939" w:type="dxa"/>
+          </w:tcPr>
+          <w:p>
+            <w:pPr>
+              <w:spacing w:line="360" w:lineRule="auto"/>
+              <w:jc w:val="both"/>
+              <w:rPr>
+                <w:rFonts w:ascii="Arial" w:hAnsi="Arial" w:cs="Arial"/>
+                <w:sz w:val="24"/>
+                <w:szCs w:val="24"/>
+              </w:rPr>
+            </w:pPr>
+            <w:r>
+              <w:rPr>
+                <w:rFonts w:ascii="Arial" w:hAnsi="Arial" w:cs="Arial"/>
+                <w:sz w:val="24"/>
+                <w:szCs w:val="24"/>
+              </w:rPr>
+              <w:t>[[</w:t>
+            </w:r>
+            <w:r>
+              <w:rPr>
+                <w:rFonts w:ascii="Arial" w:hAnsi="Arial" w:cs="Arial"/>
+                <w:sz w:val="24"/>
+                <w:szCs w:val="24"/>
+              </w:rPr>
+              <w:t>hari</w:t>
+            </w:r>
+            <w:r>
+              <w:rPr>
+                <w:rFonts w:ascii="Arial" w:hAnsi="Arial" w:cs="Arial"/>
+                <w:sz w:val="24"/>
+                <w:szCs w:val="24"/>
+              </w:rPr>
+              <w:t>]]</w:t>
+            </w:r>
+          </w:p>
+        </w:tc>
+      </w:tr>
+      <w:tr>
+        <w:tc>
+          <w:tcPr>
+            <w:tcW w:w="1418" w:type="dxa"/>
+          </w:tcPr>
+          <w:p>
+            <w:pPr>
+              <w:spacing w:line="360" w:lineRule="auto"/>
+              <w:ind w:firstLine="29"/>
+              <w:jc w:val="both"/>
+              <w:rPr>
+                <w:rFonts w:ascii="Arial" w:hAnsi="Arial" w:cs="Arial"/>
+                <w:sz w:val="24"/>
+                <w:szCs w:val="24"/>
+              </w:rPr>
+            </w:pPr>
+            <w:r>
+              <w:rPr>
+                <w:rFonts w:ascii="Arial" w:hAnsi="Arial" w:cs="Arial"/>
+                <w:sz w:val="24"/>
+                <w:szCs w:val="24"/>
+              </w:rPr>
+              <w:t>Tanggal</w:t>
+            </w:r>
+          </w:p>
+        </w:tc>
+        <w:tc>
+          <w:tcPr>
+            <w:tcW w:w="284" w:type="dxa"/>
+          </w:tcPr>
+          <w:p>
+            <w:pPr>
+              <w:spacing w:line="360" w:lineRule="auto"/>
+              <w:jc w:val="both"/>
+              <w:rPr>
+                <w:rFonts w:ascii="Arial" w:hAnsi="Arial" w:cs="Arial"/>
+                <w:sz w:val="24"/>
+                <w:szCs w:val="24"/>
+              </w:rPr>
+            </w:pPr>
+            <w:r>
+              <w:rPr>
+                <w:rFonts w:ascii="Arial" w:hAnsi="Arial" w:cs="Arial"/>
+                <w:sz w:val="24"/>
+                <w:szCs w:val="24"/>
+              </w:rPr>
+              <w:t>:</w:t>
+            </w:r>
+          </w:p>
+        </w:tc>
+        <w:tc>
+          <w:tcPr>
+            <w:tcW w:w="6939" w:type="dxa"/>
+          </w:tcPr>
+          <w:p>
+            <w:pPr>
+              <w:spacing w:line="360" w:lineRule="auto"/>
+              <w:jc w:val="both"/>
+              <w:rPr>
+                <w:rFonts w:ascii="Arial" w:hAnsi="Arial" w:cs="Arial"/>
+                <w:sz w:val="24"/>
+                <w:szCs w:val="24"/>
+              </w:rPr>
+            </w:pPr>
+            <w:r>
+              <w:rPr>
+                <w:rFonts w:ascii="Arial" w:hAnsi="Arial" w:cs="Arial"/>
+                <w:sz w:val="24"/>
+                <w:szCs w:val="24"/>
+              </w:rPr>
+              <w:t>[[</w:t>
+            </w:r>
+            <w:r>
+              <w:rPr>
+                <w:rFonts w:ascii="Arial" w:hAnsi="Arial" w:cs="Arial"/>
+                <w:sz w:val="24"/>
+                <w:szCs w:val="24"/>
+              </w:rPr>
+              <w:t>tanggal</w:t>
+            </w:r>
+            <w:r>
+              <w:rPr>
+                <w:rFonts w:ascii="Arial" w:hAnsi="Arial" w:cs="Arial"/>
+                <w:sz w:val="24"/>
+                <w:szCs w:val="24"/>
+              </w:rPr>
+              <w:t>]]</w:t>
+            </w:r>
+          </w:p>
+        </w:tc>
+      </w:tr>
+      <w:tr>
+        <w:tc>
+          <w:tcPr>
+            <w:tcW w:w="1418" w:type="dxa"/>
+          </w:tcPr>
+          <w:p>
+            <w:pPr>
+              <w:spacing w:line="360" w:lineRule="auto"/>
+              <w:ind w:firstLine="29"/>
+              <w:jc w:val="both"/>
+              <w:rPr>
+                <w:rFonts w:ascii="Arial" w:hAnsi="Arial" w:cs="Arial"/>
+                <w:sz w:val="24"/>
+                <w:szCs w:val="24"/>
+              </w:rPr>
+            </w:pPr>
+            <w:r>
+              <w:rPr>
+                <w:rFonts w:ascii="Arial" w:hAnsi="Arial" w:cs="Arial"/>
+                <w:sz w:val="24"/>
+                <w:szCs w:val="24"/>
+              </w:rPr>
+              <w:t>Pukul</w:t>
+            </w:r>
+          </w:p>
+        </w:tc>
+        <w:tc>
+          <w:tcPr>
+            <w:tcW w:w="284" w:type="dxa"/>
+          </w:tcPr>
+          <w:p>
+            <w:pPr>
+              <w:spacing w:line="360" w:lineRule="auto"/>
+              <w:jc w:val="both"/>
+              <w:rPr>
+                <w:rFonts w:ascii="Arial" w:hAnsi="Arial" w:cs="Arial"/>
+                <w:sz w:val="24"/>
+                <w:szCs w:val="24"/>
+              </w:rPr>
+            </w:pPr>
+            <w:r>
+              <w:rPr>
+                <w:rFonts w:ascii="Arial" w:hAnsi="Arial" w:cs="Arial"/>
+                <w:sz w:val="24"/>
+                <w:szCs w:val="24"/>
+              </w:rPr>
+              <w:t>:</w:t>
+            </w:r>
+          </w:p>
+        </w:tc>
+        <w:tc>
+          <w:tcPr>
+            <w:tcW w:w="6939" w:type="dxa"/>
+          </w:tcPr>
+          <w:p>
+            <w:pPr>
+              <w:spacing w:line="360" w:lineRule="auto"/>
+              <w:jc w:val="both"/>
+              <w:rPr>
+                <w:rFonts w:ascii="Arial" w:hAnsi="Arial" w:cs="Arial"/>
+                <w:sz w:val="24"/>
+                <w:szCs w:val="24"/>
+              </w:rPr>
+            </w:pPr>
+            <w:r>
+              <w:rPr>
+                <w:rFonts w:ascii="Arial" w:hAnsi="Arial" w:cs="Arial"/>
+                <w:sz w:val="24"/>
+                <w:szCs w:val="24"/>
+              </w:rPr>
+              <w:t>[[</w:t>
+            </w:r>
+            <w:r>
+              <w:rPr>
+                <w:rFonts w:ascii="Arial" w:hAnsi="Arial" w:cs="Arial"/>
+                <w:sz w:val="24"/>
+                <w:szCs w:val="24"/>
+              </w:rPr>
+              <w:t>jam</w:t>
+            </w:r>
+            <w:r>
+              <w:rPr>
+                <w:rFonts w:ascii="Arial" w:hAnsi="Arial" w:cs="Arial"/>
+                <w:sz w:val="24"/>
+                <w:szCs w:val="24"/>
+              </w:rPr>
+              <w:t>]]</w:t>
+            </w:r>
+          </w:p>
+        </w:tc>
+      </w:tr>
+      <w:tr>
+        <w:tc>
+          <w:tcPr>
+            <w:tcW w:w="1418" w:type="dxa"/>
+          </w:tcPr>
+          <w:p>
+            <w:pPr>
+              <w:spacing w:line="360" w:lineRule="auto"/>
+              <w:ind w:firstLine="29"/>
+              <w:jc w:val="both"/>
+              <w:rPr>
+                <w:rFonts w:ascii="Arial" w:hAnsi="Arial" w:cs="Arial"/>
+                <w:sz w:val="24"/>
+                <w:szCs w:val="24"/>
+              </w:rPr>
+            </w:pPr>
+            <w:r>
+              <w:rPr>
+                <w:rFonts w:ascii="Arial" w:hAnsi="Arial" w:cs="Arial"/>
+                <w:sz w:val="24"/>
+                <w:szCs w:val="24"/>
+              </w:rPr>
+              <w:t>Tempat</w:t>
+            </w:r>
+          </w:p>
+        </w:tc>
+        <w:tc>
+          <w:tcPr>
+            <w:tcW w:w="284" w:type="dxa"/>
+          </w:tcPr>
+          <w:p>
+            <w:pPr>
+              <w:spacing w:line="360" w:lineRule="auto"/>
+              <w:jc w:val="both"/>
+              <w:rPr>
+                <w:rFonts w:ascii="Arial" w:hAnsi="Arial" w:cs="Arial"/>
+                <w:sz w:val="24"/>
+                <w:szCs w:val="24"/>
+              </w:rPr>
+            </w:pPr>
+            <w:r>
+              <w:rPr>
+                <w:rFonts w:ascii="Arial" w:hAnsi="Arial" w:cs="Arial"/>
+                <w:sz w:val="24"/>
+                <w:szCs w:val="24"/>
+              </w:rPr>
+              <w:t>:</w:t>
+            </w:r>
+          </w:p>
+        </w:tc>
+        <w:tc>
+          <w:tcPr>
+            <w:tcW w:w="6939" w:type="dxa"/>
+          </w:tcPr>
+          <w:p>
+            <w:pPr>
+              <w:spacing w:line="360" w:lineRule="auto"/>
+              <w:jc w:val="both"/>
+              <w:rPr>
+                <w:rFonts w:ascii="Arial" w:hAnsi="Arial" w:cs="Arial"/>
+                <w:sz w:val="24"/>
+                <w:szCs w:val="24"/>
+              </w:rPr>
+            </w:pPr>
+            <w:r>
+              <w:rPr>
+                <w:rFonts w:ascii="Arial" w:hAnsi="Arial" w:cs="Arial"/>
+                <w:sz w:val="24"/>
+                <w:szCs w:val="24"/>
+              </w:rPr>
+              <w:t>[[tempat]]</w:t>
+            </w:r>
+          </w:p>
+        </w:tc>
+      </w:tr>
+      <w:tr>
+        <w:tc>
+          <w:tcPr>
+            <w:tcW w:w="1418" w:type="dxa"/>
+          </w:tcPr>
+          <w:p>
+            <w:pPr>
+              <w:spacing w:line="360" w:lineRule="auto"/>
+              <w:ind w:firstLine="29"/>
+              <w:jc w:val="both"/>
+              <w:rPr>
+                <w:rFonts w:ascii="Arial" w:hAnsi="Arial" w:cs="Arial"/>
+                <w:sz w:val="24"/>
+                <w:szCs w:val="24"/>
+              </w:rPr>
+            </w:pPr>
+            <w:r>
+              <w:rPr>
+                <w:rFonts w:ascii="Arial" w:hAnsi="Arial" w:cs="Arial"/>
+                <w:sz w:val="24"/>
+                <w:szCs w:val="24"/>
+              </w:rPr>
+              <w:t>Agenda</w:t>
+            </w:r>
+          </w:p>
+        </w:tc>
+        <w:tc>
+          <w:tcPr>
+            <w:tcW w:w="284" w:type="dxa"/>
+          </w:tcPr>
+          <w:p>
+            <w:pPr>
+              <w:spacing w:line="360" w:lineRule="auto"/>
+              <w:jc w:val="both"/>
+              <w:rPr>
+                <w:rFonts w:ascii="Arial" w:hAnsi="Arial" w:cs="Arial"/>
+                <w:sz w:val="24"/>
+                <w:szCs w:val="24"/>
+              </w:rPr>
+            </w:pPr>
+            <w:r>
+              <w:rPr>
+                <w:rFonts w:ascii="Arial" w:hAnsi="Arial" w:cs="Arial"/>
+                <w:sz w:val="24"/>
+                <w:szCs w:val="24"/>
+              </w:rPr>
+              <w:t>:</w:t>
+            </w:r>
+          </w:p>
+        </w:tc>
+        <w:tc>
+          <w:tcPr>
+            <w:tcW w:w="6939" w:type="dxa"/>
+          </w:tcPr>
+          <w:p>
+            <w:pPr>
+              <w:pStyle w:val="NoSpacing"/>
+              <w:tabs>
+                <w:tab w:val="left" w:pos="3119"/>
+              </w:tabs>
+              <w:spacing w:after="240" w:line="360" w:lineRule="auto"/>
+              <w:jc w:val="both"/>
+              <w:rPr>
+                <w:rFonts w:ascii="Arial" w:hAnsi="Arial" w:cs="Arial"/>
+                <w:sz w:val="24"/>
+                <w:szCs w:val="24"/>
+                <w:lang w:val="nb-NO"/>
+              </w:rPr>
+            </w:pPr>
+            <w:r>
+              <w:rPr>
+                <w:rFonts w:ascii="Arial" w:hAnsi="Arial" w:cs="Arial"/>
+                <w:sz w:val="24"/>
+                <w:szCs w:val="24"/>
+              </w:rPr>
+              <w:t>[[agenda]]</w:t>
+            </w:r>
+          </w:p>
+        </w:tc>
+      </w:tr>
+    </w:tbl>
+    <w:p>
+      <w:pPr>
+        <w:pStyle w:val="NoSpacing"/>
+        <w:spacing w:line="360" w:lineRule="auto"/>
+        <w:ind w:firstLine="720"/>
+        <w:jc w:val="both"/>
+        <w:rPr>
+          <w:rFonts w:ascii="Arial" w:hAnsi="Arial" w:cs="Arial"/>
+          <w:sz w:val="24"/>
+          <w:szCs w:val="24"/>
+        </w:rPr>
+      </w:pPr>
+      <w:r>
+        <w:rPr>
+          <w:rFonts w:ascii="Arial" w:hAnsi="Arial" w:cs="Arial"/>
+          <w:sz w:val="24"/>
+          <w:szCs w:val="24"/>
+        </w:rPr>
+        <w:t>Demikian</w:t>
+      </w:r>
+      <w:r>
+        <w:rPr>
+          <w:rFonts w:ascii="Arial" w:hAnsi="Arial" w:cs="Arial"/>
+          <w:sz w:val="24"/>
+          <w:szCs w:val="24"/>
+        </w:rPr>
+        <w:t xml:space="preserve"> </w:t>
+      </w:r>
+      <w:r>
+        <w:rPr>
+          <w:rFonts w:ascii="Arial" w:hAnsi="Arial" w:cs="Arial"/>
+          <w:sz w:val="24"/>
+          <w:szCs w:val="24"/>
+        </w:rPr>
+        <w:t>di</w:t>
+      </w:r>
+      <w:r>
+        <w:rPr>
+          <w:rFonts w:ascii="Arial" w:hAnsi="Arial" w:cs="Arial"/>
+          <w:sz w:val="24"/>
+          <w:szCs w:val="24"/>
+        </w:rPr>
+        <w:t>sampaikan,</w:t>
+      </w:r>
+      <w:r>
+        <w:rPr>
+          <w:rFonts w:ascii="Arial" w:hAnsi="Arial" w:cs="Arial"/>
+          <w:sz w:val="24"/>
+          <w:szCs w:val="24"/>
+          <w:lang w:val="id-ID"/>
+        </w:rPr>
+        <w:t xml:space="preserve"> </w:t>
+      </w:r>
+      <w:r>
+        <w:rPr>
+          <w:rFonts w:ascii="Arial" w:hAnsi="Arial" w:cs="Arial"/>
+          <w:sz w:val="24"/>
+          <w:szCs w:val="24"/>
+        </w:rPr>
+        <w:t>atas</w:t>
+      </w:r>
+      <w:r>
+        <w:rPr>
+          <w:rFonts w:ascii="Arial" w:hAnsi="Arial" w:cs="Arial"/>
+          <w:sz w:val="24"/>
+          <w:szCs w:val="24"/>
+        </w:rPr>
+        <w:t xml:space="preserve"> </w:t>
+      </w:r>
+      <w:r>
+        <w:rPr>
+          <w:rFonts w:ascii="Arial" w:hAnsi="Arial" w:cs="Arial"/>
+          <w:sz w:val="24"/>
+          <w:szCs w:val="24"/>
+        </w:rPr>
+        <w:t>kehadirannya</w:t>
+      </w:r>
+      <w:r>
+        <w:rPr>
+          <w:rFonts w:ascii="Arial" w:hAnsi="Arial" w:cs="Arial"/>
+          <w:sz w:val="24"/>
+          <w:szCs w:val="24"/>
+        </w:rPr>
+        <w:t xml:space="preserve"> </w:t>
+      </w:r>
+      <w:r>
+        <w:rPr>
+          <w:rFonts w:ascii="Arial" w:hAnsi="Arial" w:cs="Arial"/>
+          <w:sz w:val="24"/>
+          <w:szCs w:val="24"/>
+        </w:rPr>
+        <w:t>di</w:t>
+      </w:r>
+      <w:r>
+        <w:rPr>
+          <w:rFonts w:ascii="Arial" w:hAnsi="Arial" w:cs="Arial"/>
+          <w:sz w:val="24"/>
+          <w:szCs w:val="24"/>
+        </w:rPr>
+        <w:t>ucapkan</w:t>
+      </w:r>
+      <w:r>
+        <w:rPr>
+          <w:rFonts w:ascii="Arial" w:hAnsi="Arial" w:cs="Arial"/>
+          <w:sz w:val="24"/>
+          <w:szCs w:val="24"/>
+        </w:rPr>
+        <w:t xml:space="preserve"> </w:t>
+      </w:r>
+      <w:r>
+        <w:rPr>
+          <w:rFonts w:ascii="Arial" w:hAnsi="Arial" w:cs="Arial"/>
+          <w:sz w:val="24"/>
+          <w:szCs w:val="24"/>
+        </w:rPr>
+        <w:t>terima</w:t>
+      </w:r>
+      <w:r>
+        <w:rPr>
+          <w:rFonts w:ascii="Arial" w:hAnsi="Arial" w:cs="Arial"/>
+          <w:sz w:val="24"/>
+          <w:szCs w:val="24"/>
+        </w:rPr>
+        <w:t xml:space="preserve"> </w:t>
+      </w:r>
+      <w:r>
+        <w:rPr>
+          <w:rFonts w:ascii="Arial" w:hAnsi="Arial" w:cs="Arial"/>
+          <w:sz w:val="24"/>
+          <w:szCs w:val="24"/>
+        </w:rPr>
+        <w:t>kasih</w:t>
+      </w:r>
+      <w:r>
+        <w:rPr>
+          <w:rFonts w:ascii="Arial" w:hAnsi="Arial" w:cs="Arial"/>
+          <w:sz w:val="24"/>
+          <w:szCs w:val="24"/>
+        </w:rPr>
+        <w:t>.</w:t>
+      </w:r>
+    </w:p>
+    <w:p>
+      <w:pPr>
+        <w:pStyle w:val="NoSpacing"/>
+        <w:spacing w:line="276" w:lineRule="auto"/>
+        <w:ind w:left="720"/>
+        <w:jc w:val="both"/>
+        <w:rPr>
+          <w:rFonts w:ascii="Arial" w:hAnsi="Arial" w:cs="Arial"/>
+          <w:sz w:val="18"/>
+          <w:szCs w:val="24"/>
+        </w:rPr>
+      </w:pPr>
+    </w:p>
+    <w:p>
+      <w:pPr>
+        <w:pStyle w:val="NoSpacing"/>
+        <w:tabs>
+          <w:tab w:val="left" w:pos="825"/>
+          <w:tab w:val="left" w:pos="5940"/>
+        </w:tabs>
+        <w:spacing w:line="276" w:lineRule="auto"/>
+        <w:ind w:firstLine="4111"/>
+        <w:jc w:val="center"/>
+        <w:rPr>
+          <w:rFonts w:ascii="Arial" w:hAnsi="Arial" w:cs="Arial"/>
+          <w:sz w:val="24"/>
+          <w:szCs w:val="24"/>
+        </w:rPr>
+      </w:pPr>
+      <w:r>
+        <w:rPr>
+          <w:rFonts w:ascii="Arial" w:hAnsi="Arial" w:cs="Arial"/>
+          <w:sz w:val="24"/>
+          <w:szCs w:val="24"/>
+        </w:rPr>
+        <w:t>Ketua</w:t>
+      </w:r>
+      <w:r>
+        <w:rPr>
+          <w:rFonts w:ascii="Arial" w:hAnsi="Arial" w:cs="Arial"/>
+          <w:sz w:val="24"/>
+          <w:szCs w:val="24"/>
+        </w:rPr>
+        <w:t>,</w:t>
+      </w:r>
+    </w:p>
+    <w:p>
+      <w:pPr>
+        <w:pStyle w:val="NoSpacing"/>
+        <w:tabs>
+          <w:tab w:val="left" w:pos="825"/>
+          <w:tab w:val="left" w:pos="5940"/>
+        </w:tabs>
+        <w:spacing w:line="276" w:lineRule="auto"/>
+        <w:ind w:firstLine="4111"/>
+        <w:jc w:val="center"/>
+        <w:rPr>
+          <w:rFonts w:ascii="Arial" w:hAnsi="Arial" w:cs="Arial"/>
+          <w:sz w:val="24"/>
+          <w:szCs w:val="24"/>
+        </w:rPr>
+      </w:pPr>
+    </w:p>
+    <w:tbl>
+      <w:tblPr>
+        <w:tblStyle w:val="TableGrid"/>
+        <w:tblW w:w="0" w:type="auto"/>
+        <w:tblInd w:w="4106" w:type="dxa"/>
+        <w:tblBorders>
+          <w:top w:val="none" w:sz="0" w:space="0" w:color="auto"/>
+          <w:left w:val="none" w:sz="0" w:space="0" w:color="auto"/>
+          <w:bottom w:val="none" w:sz="0" w:space="0" w:color="auto"/>
+          <w:right w:val="none" w:sz="0" w:space="0" w:color="auto"/>
+          <w:insideH w:val="none" w:sz="0" w:space="0" w:color="auto"/>
+          <w:insideV w:val="none" w:sz="0" w:space="0" w:color="auto"/>
+        </w:tblBorders>
+        <w:tblLook w:val="04A0" w:firstRow="1" w:lastRow="0" w:firstColumn="1" w:lastColumn="0" w:noHBand="0" w:noVBand="1"/>
+      </w:tblPr>
+      <w:tblGrid>
+        <w:gridCol w:w="4398"/>
+      </w:tblGrid>
+      <w:tr>
+        <w:tc>
+          <w:tcPr>
+            <w:tcW w:w="5523" w:type="dxa"/>
           </w:tcPr>
           <w:p>
             <w:pPr>
@@ -1956,6 +1803,7 @@
                 <w:tab w:val="left" w:pos="5940"/>
               </w:tabs>
               <w:spacing w:line="276" w:lineRule="auto"/>
+              <w:jc w:val="center"/>
               <w:rPr>
                 <w:rFonts w:ascii="Arial" w:hAnsi="Arial" w:cs="Arial"/>
                 <w:sz w:val="24"/>
@@ -2024,7 +1872,7 @@
     <w:p>
       <w:pPr>
         <w:spacing w:after="0"/>
-        <w:ind w:left="2369" w:firstLine="3391"/>
+        <w:ind w:firstLine="4111"/>
         <w:jc w:val="center"/>
         <w:rPr>
           <w:rFonts w:ascii="Arial" w:hAnsi="Arial" w:cs="Arial"/>
@@ -2032,14 +1880,6 @@
           <w:szCs w:val="24"/>
         </w:rPr>
       </w:pPr>
-      <w:r>
-        <w:rPr>
-          <w:rFonts w:ascii="Arial" w:hAnsi="Arial" w:cs="Arial"/>
-          <w:sz w:val="24"/>
-          <w:szCs w:val="24"/>
-        </w:rPr>
-        <w:t xml:space="preserve">   </w:t>
-      </w:r>
       <w:r>
         <w:rPr>
           <w:rFonts w:ascii="Arial" w:hAnsi="Arial" w:cs="Arial"/>
@@ -2064,7 +1904,7 @@
     </w:p>
     <w:sectPr>
       <w:pgSz w:w="11907" w:h="16839" w:code="9"/>
-      <w:pgMar w:top="851" w:right="850" w:bottom="0" w:left="851" w:header="720" w:footer="720" w:gutter="567"/>
+      <w:pgMar w:top="1418" w:right="1418" w:bottom="1418" w:left="1418" w:header="720" w:footer="720" w:gutter="567"/>
       <w:cols w:space="720"/>
       <w:docGrid w:linePitch="360"/>
     </w:sectPr>
@@ -2072,8 +1912,58 @@
 </w:document>
 </file>
 
+<file path=word/endnotes.xml><?xml version="1.0" encoding="utf-8"?>
+<w:endnotes xmlns:wpc="http://schemas.microsoft.com/office/word/2010/wordprocessingCanvas" xmlns:cx="http://schemas.microsoft.com/office/drawing/2014/chartex" xmlns:cx1="http://schemas.microsoft.com/office/drawing/2015/9/8/chartex" xmlns:cx2="http://schemas.microsoft.com/office/drawing/2015/10/21/chartex" xmlns:cx3="http://schemas.microsoft.com/office/drawing/2016/5/9/chartex" xmlns:cx4="http://schemas.microsoft.com/office/drawing/2016/5/10/chartex" xmlns:cx5="http://schemas.microsoft.com/office/drawing/2016/5/11/chartex" xmlns:cx6="http://schemas.microsoft.com/office/drawing/2016/5/12/chartex" xmlns:cx7="http://schemas.microsoft.com/office/drawing/2016/5/13/chartex" xmlns:cx8="http://schemas.microsoft.com/office/drawing/2016/5/14/chartex" xmlns:mc="http://schemas.openxmlformats.org/markup-compatibility/2006" xmlns:aink="http://schemas.microsoft.com/office/drawing/2016/ink" xmlns:am3d="http://schemas.microsoft.com/office/drawing/2017/model3d" xmlns:o="urn:schemas-microsoft-com:office:office" xmlns:r="http://schemas.openxmlformats.org/officeDocument/2006/relationships" xmlns:m="http://schemas.openxmlformats.org/officeDocument/2006/math" xmlns:v="urn:schemas-microsoft-com:vml" xmlns:wp14="http://schemas.microsoft.com/office/word/2010/wordprocessingDrawing" xmlns:wp="http://schemas.openxmlformats.org/drawingml/2006/wordprocessingDrawing" xmlns:w10="urn:schemas-microsoft-com:office:word" xmlns:w="http://schemas.openxmlformats.org/wordprocessingml/2006/main" xmlns:w14="http://schemas.microsoft.com/office/word/2010/wordml" xmlns:w15="http://schemas.microsoft.com/office/word/2012/wordml" xmlns:w16cex="http://schemas.microsoft.com/office/word/2018/wordml/cex" xmlns:w16cid="http://schemas.microsoft.com/office/word/2016/wordml/cid" xmlns:w16="http://schemas.microsoft.com/office/word/2018/wordml" xmlns:w16sdtdh="http://schemas.microsoft.com/office/word/2020/wordml/sdtdatahash" xmlns:w16se="http://schemas.microsoft.com/office/word/2015/wordml/symex" xmlns:wpg="http://schemas.microsoft.com/office/word/2010/wordprocessingGroup" xmlns:wpi="http://schemas.microsoft.com/office/word/2010/wordprocessingInk" xmlns:wne="http://schemas.microsoft.com/office/word/2006/wordml" xmlns:wps="http://schemas.microsoft.com/office/word/2010/wordprocessingShape" mc:Ignorable="w14 w15 w16se w16cid w16 w16cex w16sdtdh wp14">
+  <w:endnote w:type="separator" w:id="-1">
+    <w:p>
+      <w:pPr>
+        <w:spacing w:after="0" w:line="240" w:lineRule="auto"/>
+      </w:pPr>
+      <w:r>
+        <w:separator/>
+      </w:r>
+    </w:p>
+  </w:endnote>
+  <w:endnote w:type="continuationSeparator" w:id="0">
+    <w:p>
+      <w:pPr>
+        <w:spacing w:after="0" w:line="240" w:lineRule="auto"/>
+      </w:pPr>
+      <w:r>
+        <w:continuationSeparator/>
+      </w:r>
+    </w:p>
+  </w:endnote>
+</w:endnotes>
+</file>
+
+<file path=word/footnotes.xml><?xml version="1.0" encoding="utf-8"?>
+<w:footnotes xmlns:wpc="http://schemas.microsoft.com/office/word/2010/wordprocessingCanvas" xmlns:cx="http://schemas.microsoft.com/office/drawing/2014/chartex" xmlns:cx1="http://schemas.microsoft.com/office/drawing/2015/9/8/chartex" xmlns:cx2="http://schemas.microsoft.com/office/drawing/2015/10/21/chartex" xmlns:cx3="http://schemas.microsoft.com/office/drawing/2016/5/9/chartex" xmlns:cx4="http://schemas.microsoft.com/office/drawing/2016/5/10/chartex" xmlns:cx5="http://schemas.microsoft.com/office/drawing/2016/5/11/chartex" xmlns:cx6="http://schemas.microsoft.com/office/drawing/2016/5/12/chartex" xmlns:cx7="http://schemas.microsoft.com/office/drawing/2016/5/13/chartex" xmlns:cx8="http://schemas.microsoft.com/office/drawing/2016/5/14/chartex" xmlns:mc="http://schemas.openxmlformats.org/markup-compatibility/2006" xmlns:aink="http://schemas.microsoft.com/office/drawing/2016/ink" xmlns:am3d="http://schemas.microsoft.com/office/drawing/2017/model3d" xmlns:o="urn:schemas-microsoft-com:office:office" xmlns:r="http://schemas.openxmlformats.org/officeDocument/2006/relationships" xmlns:m="http://schemas.openxmlformats.org/officeDocument/2006/math" xmlns:v="urn:schemas-microsoft-com:vml" xmlns:wp14="http://schemas.microsoft.com/office/word/2010/wordprocessingDrawing" xmlns:wp="http://schemas.openxmlformats.org/drawingml/2006/wordprocessingDrawing" xmlns:w10="urn:schemas-microsoft-com:office:word" xmlns:w="http://schemas.openxmlformats.org/wordprocessingml/2006/main" xmlns:w14="http://schemas.microsoft.com/office/word/2010/wordml" xmlns:w15="http://schemas.microsoft.com/office/word/2012/wordml" xmlns:w16cex="http://schemas.microsoft.com/office/word/2018/wordml/cex" xmlns:w16cid="http://schemas.microsoft.com/office/word/2016/wordml/cid" xmlns:w16="http://schemas.microsoft.com/office/word/2018/wordml" xmlns:w16sdtdh="http://schemas.microsoft.com/office/word/2020/wordml/sdtdatahash" xmlns:w16se="http://schemas.microsoft.com/office/word/2015/wordml/symex" xmlns:wpg="http://schemas.microsoft.com/office/word/2010/wordprocessingGroup" xmlns:wpi="http://schemas.microsoft.com/office/word/2010/wordprocessingInk" xmlns:wne="http://schemas.microsoft.com/office/word/2006/wordml" xmlns:wps="http://schemas.microsoft.com/office/word/2010/wordprocessingShape" mc:Ignorable="w14 w15 w16se w16cid w16 w16cex w16sdtdh wp14">
+  <w:footnote w:type="separator" w:id="-1">
+    <w:p>
+      <w:pPr>
+        <w:spacing w:after="0" w:line="240" w:lineRule="auto"/>
+      </w:pPr>
+      <w:r>
+        <w:separator/>
+      </w:r>
+    </w:p>
+  </w:footnote>
+  <w:footnote w:type="continuationSeparator" w:id="0">
+    <w:p>
+      <w:pPr>
+        <w:spacing w:after="0" w:line="240" w:lineRule="auto"/>
+      </w:pPr>
+      <w:r>
+        <w:continuationSeparator/>
+      </w:r>
+    </w:p>
+  </w:footnote>
+</w:footnotes>
+</file>
+
 <file path=word/numbering.xml><?xml version="1.0" encoding="utf-8"?>
-<w:numbering xmlns:wpc="http://schemas.microsoft.com/office/word/2010/wordprocessingCanvas" xmlns:cx="http://schemas.microsoft.com/office/drawing/2014/chartex" xmlns:cx1="http://schemas.microsoft.com/office/drawing/2015/9/8/chartex" xmlns:cx2="http://schemas.microsoft.com/office/drawing/2015/10/21/chartex" xmlns:cx3="http://schemas.microsoft.com/office/drawing/2016/5/9/chartex" xmlns:cx4="http://schemas.microsoft.com/office/drawing/2016/5/10/chartex" xmlns:cx5="http://schemas.microsoft.com/office/drawing/2016/5/11/chartex" xmlns:cx6="http://schemas.microsoft.com/office/drawing/2016/5/12/chartex" xmlns:cx7="http://schemas.microsoft.com/office/drawing/2016/5/13/chartex" xmlns:cx8="http://schemas.microsoft.com/office/drawing/2016/5/14/chartex" xmlns:mc="http://schemas.openxmlformats.org/markup-compatibility/2006" xmlns:aink="http://schemas.microsoft.com/office/drawing/2016/ink" xmlns:am3d="http://schemas.microsoft.com/office/drawing/2017/model3d" xmlns:o="urn:schemas-microsoft-com:office:office" xmlns:oel="http://schemas.microsoft.com/office/2019/extlst" xmlns:r="http://schemas.openxmlformats.org/officeDocument/2006/relationships" xmlns:m="http://schemas.openxmlformats.org/officeDocument/2006/math" xmlns:v="urn:schemas-microsoft-com:vml" xmlns:wp14="http://schemas.microsoft.com/office/word/2010/wordprocessingDrawing" xmlns:wp="http://schemas.openxmlformats.org/drawingml/2006/wordprocessingDrawing" xmlns:w10="urn:schemas-microsoft-com:office:word" xmlns:w="http://schemas.openxmlformats.org/wordprocessingml/2006/main" xmlns:w14="http://schemas.microsoft.com/office/word/2010/wordml" xmlns:w15="http://schemas.microsoft.com/office/word/2012/wordml" xmlns:w16cex="http://schemas.microsoft.com/office/word/2018/wordml/cex" xmlns:w16cid="http://schemas.microsoft.com/office/word/2016/wordml/cid" xmlns:w16="http://schemas.microsoft.com/office/word/2018/wordml" xmlns:w16du="http://schemas.microsoft.com/office/word/2023/wordml/word16du" xmlns:w16sdtdh="http://schemas.microsoft.com/office/word/2020/wordml/sdtdatahash" xmlns:w16sdtfl="http://schemas.microsoft.com/office/word/2024/wordml/sdtformatlock" xmlns:w16se="http://schemas.microsoft.com/office/word/2015/wordml/symex" xmlns:wpg="http://schemas.microsoft.com/office/word/2010/wordprocessingGroup" xmlns:wpi="http://schemas.microsoft.com/office/word/2010/wordprocessingInk" xmlns:wne="http://schemas.microsoft.com/office/word/2006/wordml" xmlns:wps="http://schemas.microsoft.com/office/word/2010/wordprocessingShape" mc:Ignorable="w14 w15 w16se w16cid w16 w16cex w16sdtdh w16sdtfl w16du wp14">
+<w:numbering xmlns:wpc="http://schemas.microsoft.com/office/word/2010/wordprocessingCanvas" xmlns:cx="http://schemas.microsoft.com/office/drawing/2014/chartex" xmlns:cx1="http://schemas.microsoft.com/office/drawing/2015/9/8/chartex" xmlns:cx2="http://schemas.microsoft.com/office/drawing/2015/10/21/chartex" xmlns:cx3="http://schemas.microsoft.com/office/drawing/2016/5/9/chartex" xmlns:cx4="http://schemas.microsoft.com/office/drawing/2016/5/10/chartex" xmlns:cx5="http://schemas.microsoft.com/office/drawing/2016/5/11/chartex" xmlns:cx6="http://schemas.microsoft.com/office/drawing/2016/5/12/chartex" xmlns:cx7="http://schemas.microsoft.com/office/drawing/2016/5/13/chartex" xmlns:cx8="http://schemas.microsoft.com/office/drawing/2016/5/14/chartex" xmlns:mc="http://schemas.openxmlformats.org/markup-compatibility/2006" xmlns:aink="http://schemas.microsoft.com/office/drawing/2016/ink" xmlns:am3d="http://schemas.microsoft.com/office/drawing/2017/model3d" xmlns:o="urn:schemas-microsoft-com:office:office" xmlns:r="http://schemas.openxmlformats.org/officeDocument/2006/relationships" xmlns:m="http://schemas.openxmlformats.org/officeDocument/2006/math" xmlns:v="urn:schemas-microsoft-com:vml" xmlns:wp14="http://schemas.microsoft.com/office/word/2010/wordprocessingDrawing" xmlns:wp="http://schemas.openxmlformats.org/drawingml/2006/wordprocessingDrawing" xmlns:w10="urn:schemas-microsoft-com:office:word" xmlns:w="http://schemas.openxmlformats.org/wordprocessingml/2006/main" xmlns:w14="http://schemas.microsoft.com/office/word/2010/wordml" xmlns:w15="http://schemas.microsoft.com/office/word/2012/wordml" xmlns:w16cex="http://schemas.microsoft.com/office/word/2018/wordml/cex" xmlns:w16cid="http://schemas.microsoft.com/office/word/2016/wordml/cid" xmlns:w16="http://schemas.microsoft.com/office/word/2018/wordml" xmlns:w16sdtdh="http://schemas.microsoft.com/office/word/2020/wordml/sdtdatahash" xmlns:w16se="http://schemas.microsoft.com/office/word/2015/wordml/symex" xmlns:wpg="http://schemas.microsoft.com/office/word/2010/wordprocessingGroup" xmlns:wpi="http://schemas.microsoft.com/office/word/2010/wordprocessingInk" xmlns:wne="http://schemas.microsoft.com/office/word/2006/wordml" xmlns:wps="http://schemas.microsoft.com/office/word/2010/wordprocessingShape" mc:Ignorable="w14 w15 w16se w16cid w16 w16cex w16sdtdh wp14">
   <w:abstractNum w:abstractNumId="0" w15:restartNumberingAfterBreak="0">
     <w:nsid w:val="099D07F9"/>
     <w:multiLevelType w:val="hybridMultilevel"/>
@@ -2958,41 +2848,41 @@
       </w:pPr>
     </w:lvl>
   </w:abstractNum>
-  <w:num w:numId="1" w16cid:durableId="1881358093">
+  <w:num w:numId="1">
     <w:abstractNumId w:val="7"/>
   </w:num>
-  <w:num w:numId="2" w16cid:durableId="1975912908">
+  <w:num w:numId="2">
     <w:abstractNumId w:val="0"/>
   </w:num>
-  <w:num w:numId="3" w16cid:durableId="1030955232">
+  <w:num w:numId="3">
     <w:abstractNumId w:val="8"/>
   </w:num>
-  <w:num w:numId="4" w16cid:durableId="159002866">
+  <w:num w:numId="4">
     <w:abstractNumId w:val="1"/>
   </w:num>
-  <w:num w:numId="5" w16cid:durableId="2144304514">
+  <w:num w:numId="5">
     <w:abstractNumId w:val="9"/>
   </w:num>
-  <w:num w:numId="6" w16cid:durableId="1500656582">
+  <w:num w:numId="6">
     <w:abstractNumId w:val="5"/>
   </w:num>
-  <w:num w:numId="7" w16cid:durableId="1904607248">
+  <w:num w:numId="7">
     <w:abstractNumId w:val="2"/>
   </w:num>
-  <w:num w:numId="8" w16cid:durableId="1040400316">
+  <w:num w:numId="8">
     <w:abstractNumId w:val="4"/>
   </w:num>
-  <w:num w:numId="9" w16cid:durableId="1710449014">
+  <w:num w:numId="9">
     <w:abstractNumId w:val="3"/>
   </w:num>
-  <w:num w:numId="10" w16cid:durableId="2011179542">
+  <w:num w:numId="10">
     <w:abstractNumId w:val="6"/>
   </w:num>
 </w:numbering>
 </file>
 
 <file path=word/styles.xml><?xml version="1.0" encoding="utf-8"?>
-<w:styles xmlns:mc="http://schemas.openxmlformats.org/markup-compatibility/2006" xmlns:r="http://schemas.openxmlformats.org/officeDocument/2006/relationships" xmlns:w="http://schemas.openxmlformats.org/wordprocessingml/2006/main" xmlns:w14="http://schemas.microsoft.com/office/word/2010/wordml" xmlns:w15="http://schemas.microsoft.com/office/word/2012/wordml" xmlns:w16cex="http://schemas.microsoft.com/office/word/2018/wordml/cex" xmlns:w16cid="http://schemas.microsoft.com/office/word/2016/wordml/cid" xmlns:w16="http://schemas.microsoft.com/office/word/2018/wordml" xmlns:w16du="http://schemas.microsoft.com/office/word/2023/wordml/word16du" xmlns:w16sdtdh="http://schemas.microsoft.com/office/word/2020/wordml/sdtdatahash" xmlns:w16sdtfl="http://schemas.microsoft.com/office/word/2024/wordml/sdtformatlock" xmlns:w16se="http://schemas.microsoft.com/office/word/2015/wordml/symex" mc:Ignorable="w14 w15 w16se w16cid w16 w16cex w16sdtdh w16sdtfl w16du">
+<w:styles xmlns:mc="http://schemas.openxmlformats.org/markup-compatibility/2006" xmlns:r="http://schemas.openxmlformats.org/officeDocument/2006/relationships" xmlns:w="http://schemas.openxmlformats.org/wordprocessingml/2006/main" xmlns:w14="http://schemas.microsoft.com/office/word/2010/wordml" xmlns:w15="http://schemas.microsoft.com/office/word/2012/wordml" xmlns:w16cex="http://schemas.microsoft.com/office/word/2018/wordml/cex" xmlns:w16cid="http://schemas.microsoft.com/office/word/2016/wordml/cid" xmlns:w16="http://schemas.microsoft.com/office/word/2018/wordml" xmlns:w16sdtdh="http://schemas.microsoft.com/office/word/2020/wordml/sdtdatahash" xmlns:w16se="http://schemas.microsoft.com/office/word/2015/wordml/symex" mc:Ignorable="w14 w15 w16se w16cid w16 w16cex w16sdtdh">
   <w:docDefaults>
     <w:rPrDefault>
       <w:rPr>
@@ -3545,6 +3435,50 @@
       <w:szCs w:val="24"/>
     </w:rPr>
   </w:style>
+  <w:style w:type="paragraph" w:styleId="Header">
+    <w:name w:val="header"/>
+    <w:basedOn w:val="Normal"/>
+    <w:link w:val="HeaderChar"/>
+    <w:uiPriority w:val="99"/>
+    <w:unhideWhenUsed/>
+    <w:rsid w:val="00C145E7"/>
+    <w:pPr>
+      <w:tabs>
+        <w:tab w:val="center" w:pos="4513"/>
+        <w:tab w:val="right" w:pos="9026"/>
+      </w:tabs>
+      <w:spacing w:after="0" w:line="240" w:lineRule="auto"/>
+    </w:pPr>
+  </w:style>
+  <w:style w:type="character" w:customStyle="1" w:styleId="HeaderChar">
+    <w:name w:val="Header Char"/>
+    <w:basedOn w:val="DefaultParagraphFont"/>
+    <w:link w:val="Header"/>
+    <w:uiPriority w:val="99"/>
+    <w:rsid w:val="00C145E7"/>
+  </w:style>
+  <w:style w:type="paragraph" w:styleId="Footer">
+    <w:name w:val="footer"/>
+    <w:basedOn w:val="Normal"/>
+    <w:link w:val="FooterChar"/>
+    <w:uiPriority w:val="99"/>
+    <w:unhideWhenUsed/>
+    <w:rsid w:val="00C145E7"/>
+    <w:pPr>
+      <w:tabs>
+        <w:tab w:val="center" w:pos="4513"/>
+        <w:tab w:val="right" w:pos="9026"/>
+      </w:tabs>
+      <w:spacing w:after="0" w:line="240" w:lineRule="auto"/>
+    </w:pPr>
+  </w:style>
+  <w:style w:type="character" w:customStyle="1" w:styleId="FooterChar">
+    <w:name w:val="Footer Char"/>
+    <w:basedOn w:val="DefaultParagraphFont"/>
+    <w:link w:val="Footer"/>
+    <w:uiPriority w:val="99"/>
+    <w:rsid w:val="00C145E7"/>
+  </w:style>
 </w:styles>
 </file>
 

--- a/templates/UND_template.docx
+++ b/templates/UND_template.docx
@@ -719,12 +719,6 @@
     <w:p>
       <w:pPr>
         <w:pStyle w:val="NoSpacing"/>
-        <w:numPr>
-          <w:ilvl w:val="0"/>
-          <w:numId w:val="10"/>
-        </w:numPr>
-        <w:spacing w:line="276" w:lineRule="auto"/>
-        <w:ind w:left="284" w:hanging="284"/>
         <w:rPr>
           <w:rFonts w:ascii="Arial" w:hAnsi="Arial" w:cs="Arial"/>
           <w:sz w:val="24"/>
@@ -737,19 +731,14 @@
           <w:rFonts w:ascii="Arial" w:hAnsi="Arial" w:cs="Arial"/>
           <w:sz w:val="24"/>
           <w:szCs w:val="24"/>
-        </w:rPr>
-        <w:t>Seluruh Anggota</w:t>
+          <w:lang w:val="id-ID"/>
+        </w:rPr>
+        <w:t>[#yth]</w:t>
       </w:r>
     </w:p>
     <w:p>
       <w:pPr>
         <w:pStyle w:val="NoSpacing"/>
-        <w:numPr>
-          <w:ilvl w:val="0"/>
-          <w:numId w:val="10"/>
-        </w:numPr>
-        <w:spacing w:line="276" w:lineRule="auto"/>
-        <w:ind w:left="284" w:hanging="284"/>
         <w:rPr>
           <w:rFonts w:ascii="Arial" w:hAnsi="Arial" w:cs="Arial"/>
           <w:sz w:val="24"/>
@@ -764,18 +753,13 @@
           <w:szCs w:val="24"/>
           <w:lang w:val="id-ID"/>
         </w:rPr>
-        <w:t>Sekretaris</w:t>
+        <w:t>[[no]]. Yth. [[namaYth]]</w:t>
       </w:r>
     </w:p>
     <w:p>
       <w:pPr>
         <w:pStyle w:val="NoSpacing"/>
-        <w:numPr>
-          <w:ilvl w:val="0"/>
-          <w:numId w:val="10"/>
-        </w:numPr>
         <w:spacing w:line="276" w:lineRule="auto"/>
-        <w:ind w:left="284" w:hanging="284"/>
         <w:rPr>
           <w:rFonts w:ascii="Arial" w:hAnsi="Arial" w:cs="Arial"/>
           <w:sz w:val="24"/>
@@ -788,49 +772,9 @@
           <w:rFonts w:ascii="Arial" w:hAnsi="Arial" w:cs="Arial"/>
           <w:sz w:val="24"/>
           <w:szCs w:val="24"/>
-        </w:rPr>
-        <w:t>Pejabat Struktural</w:t>
-      </w:r>
-      <w:r>
-        <w:rPr>
-          <w:rFonts w:ascii="Arial" w:hAnsi="Arial" w:cs="Arial"/>
-          <w:sz w:val="24"/>
-          <w:szCs w:val="24"/>
-        </w:rPr>
-        <w:t xml:space="preserve"> dan </w:t>
-      </w:r>
-      <w:r>
-        <w:rPr>
-          <w:rFonts w:ascii="Arial" w:hAnsi="Arial" w:cs="Arial"/>
-          <w:sz w:val="24"/>
-          <w:szCs w:val="24"/>
-        </w:rPr>
-        <w:t>Pejabat Fungsional</w:t>
-      </w:r>
-    </w:p>
-    <w:p>
-      <w:pPr>
-        <w:pStyle w:val="NoSpacing"/>
-        <w:numPr>
-          <w:ilvl w:val="0"/>
-          <w:numId w:val="10"/>
-        </w:numPr>
-        <w:spacing w:line="276" w:lineRule="auto"/>
-        <w:ind w:left="284" w:hanging="284"/>
-        <w:rPr>
-          <w:rFonts w:ascii="Arial" w:hAnsi="Arial" w:cs="Arial"/>
-          <w:sz w:val="24"/>
-          <w:szCs w:val="24"/>
           <w:lang w:val="id-ID"/>
         </w:rPr>
-      </w:pPr>
-      <w:r>
-        <w:rPr>
-          <w:rFonts w:ascii="Arial" w:hAnsi="Arial" w:cs="Arial"/>
-          <w:sz w:val="24"/>
-          <w:szCs w:val="24"/>
-        </w:rPr>
-        <w:t>Bendahara Pengeluaran</w:t>
+        <w:t>[/yth]</w:t>
       </w:r>
     </w:p>
     <w:p>

--- a/templates/UND_template.docx
+++ b/templates/UND_template.docx
@@ -714,67 +714,6 @@
           <w:szCs w:val="24"/>
         </w:rPr>
         <w:t>Yth.</w:t>
-      </w:r>
-    </w:p>
-    <w:p>
-      <w:pPr>
-        <w:pStyle w:val="NoSpacing"/>
-        <w:rPr>
-          <w:rFonts w:ascii="Arial" w:hAnsi="Arial" w:cs="Arial"/>
-          <w:sz w:val="24"/>
-          <w:szCs w:val="24"/>
-          <w:lang w:val="id-ID"/>
-        </w:rPr>
-      </w:pPr>
-      <w:r>
-        <w:rPr>
-          <w:rFonts w:ascii="Arial" w:hAnsi="Arial" w:cs="Arial"/>
-          <w:sz w:val="24"/>
-          <w:szCs w:val="24"/>
-          <w:lang w:val="id-ID"/>
-        </w:rPr>
-        <w:t>[#yth]</w:t>
-      </w:r>
-    </w:p>
-    <w:p>
-      <w:pPr>
-        <w:pStyle w:val="NoSpacing"/>
-        <w:rPr>
-          <w:rFonts w:ascii="Arial" w:hAnsi="Arial" w:cs="Arial"/>
-          <w:sz w:val="24"/>
-          <w:szCs w:val="24"/>
-          <w:lang w:val="id-ID"/>
-        </w:rPr>
-      </w:pPr>
-      <w:r>
-        <w:rPr>
-          <w:rFonts w:ascii="Arial" w:hAnsi="Arial" w:cs="Arial"/>
-          <w:sz w:val="24"/>
-          <w:szCs w:val="24"/>
-          <w:lang w:val="id-ID"/>
-        </w:rPr>
-        <w:t>[[no]]. Yth. [[namaYth]]</w:t>
-      </w:r>
-    </w:p>
-    <w:p>
-      <w:pPr>
-        <w:pStyle w:val="NoSpacing"/>
-        <w:spacing w:line="276" w:lineRule="auto"/>
-        <w:rPr>
-          <w:rFonts w:ascii="Arial" w:hAnsi="Arial" w:cs="Arial"/>
-          <w:sz w:val="24"/>
-          <w:szCs w:val="24"/>
-          <w:lang w:val="id-ID"/>
-        </w:rPr>
-      </w:pPr>
-      <w:r>
-        <w:rPr>
-          <w:rFonts w:ascii="Arial" w:hAnsi="Arial" w:cs="Arial"/>
-          <w:sz w:val="24"/>
-          <w:szCs w:val="24"/>
-          <w:lang w:val="id-ID"/>
-        </w:rPr>
-        <w:t>[/yth]</w:t>
       </w:r>
     </w:p>
     <w:p>

--- a/templates/UND_template.docx
+++ b/templates/UND_template.docx
@@ -714,6 +714,61 @@
           <w:szCs w:val="24"/>
         </w:rPr>
         <w:t>Yth.</w:t>
+      </w:r>
+    </w:p>
+    <w:p>
+      <w:pPr>
+        <w:pStyle w:val="NoSpacing"/>
+        <w:rPr>
+          <w:rFonts w:ascii="Arial" w:hAnsi="Arial" w:cs="Arial"/>
+          <w:sz w:val="24"/>
+          <w:szCs w:val="24"/>
+        </w:rPr>
+      </w:pPr>
+      <w:r>
+        <w:rPr>
+          <w:rFonts w:ascii="Arial" w:hAnsi="Arial" w:cs="Arial"/>
+          <w:sz w:val="24"/>
+          <w:szCs w:val="24"/>
+        </w:rPr>
+        <w:t>{#yth}</w:t>
+      </w:r>
+    </w:p>
+    <w:p>
+      <w:pPr>
+        <w:pStyle w:val="NoSpacing"/>
+        <w:rPr>
+          <w:rFonts w:ascii="Arial" w:hAnsi="Arial" w:cs="Arial"/>
+          <w:sz w:val="24"/>
+          <w:szCs w:val="24"/>
+        </w:rPr>
+      </w:pPr>
+      <w:r>
+        <w:rPr>
+          <w:rFonts w:ascii="Arial" w:hAnsi="Arial" w:cs="Arial"/>
+          <w:sz w:val="24"/>
+          <w:szCs w:val="24"/>
+        </w:rPr>
+        <w:t>[[no]]. Yth. [[namaYth]]</w:t>
+      </w:r>
+    </w:p>
+    <w:p>
+      <w:pPr>
+        <w:pStyle w:val="NoSpacing"/>
+        <w:spacing w:line="276" w:lineRule="auto"/>
+        <w:rPr>
+          <w:rFonts w:ascii="Arial" w:hAnsi="Arial" w:cs="Arial"/>
+          <w:sz w:val="24"/>
+          <w:szCs w:val="24"/>
+        </w:rPr>
+      </w:pPr>
+      <w:r>
+        <w:rPr>
+          <w:rFonts w:ascii="Arial" w:hAnsi="Arial" w:cs="Arial"/>
+          <w:sz w:val="24"/>
+          <w:szCs w:val="24"/>
+        </w:rPr>
+        <w:t>{/yth}</w:t>
       </w:r>
     </w:p>
     <w:p>

--- a/templates/UND_template.docx
+++ b/templates/UND_template.docx
@@ -731,7 +731,7 @@
           <w:sz w:val="24"/>
           <w:szCs w:val="24"/>
         </w:rPr>
-        <w:t>{#yth}</w:t>
+        <w:t>[[#yth]]</w:t>
       </w:r>
     </w:p>
     <w:p>
@@ -768,7 +768,7 @@
           <w:sz w:val="24"/>
           <w:szCs w:val="24"/>
         </w:rPr>
-        <w:t>{/yth}</w:t>
+        <w:t>[[/yth]]</w:t>
       </w:r>
     </w:p>
     <w:p>

--- a/templates/UND_template.docx
+++ b/templates/UND_template.docx
@@ -749,7 +749,7 @@
           <w:sz w:val="24"/>
           <w:szCs w:val="24"/>
         </w:rPr>
-        <w:t>[[no]]. Yth. [[namaYth]]</w:t>
+        <w:t>[[no]]. [[namaYth]]</w:t>
       </w:r>
     </w:p>
     <w:p>

--- a/templates/UND_template.docx
+++ b/templates/UND_template.docx
@@ -1,6 +1,6 @@
 
 <file path=word/document.xml><?xml version="1.0" encoding="utf-8"?>
-<w:document xmlns:wpc="http://schemas.microsoft.com/office/word/2010/wordprocessingCanvas" xmlns:cx="http://schemas.microsoft.com/office/drawing/2014/chartex" xmlns:cx1="http://schemas.microsoft.com/office/drawing/2015/9/8/chartex" xmlns:cx2="http://schemas.microsoft.com/office/drawing/2015/10/21/chartex" xmlns:cx3="http://schemas.microsoft.com/office/drawing/2016/5/9/chartex" xmlns:cx4="http://schemas.microsoft.com/office/drawing/2016/5/10/chartex" xmlns:cx5="http://schemas.microsoft.com/office/drawing/2016/5/11/chartex" xmlns:cx6="http://schemas.microsoft.com/office/drawing/2016/5/12/chartex" xmlns:cx7="http://schemas.microsoft.com/office/drawing/2016/5/13/chartex" xmlns:cx8="http://schemas.microsoft.com/office/drawing/2016/5/14/chartex" xmlns:mc="http://schemas.openxmlformats.org/markup-compatibility/2006" xmlns:aink="http://schemas.microsoft.com/office/drawing/2016/ink" xmlns:am3d="http://schemas.microsoft.com/office/drawing/2017/model3d" xmlns:o="urn:schemas-microsoft-com:office:office" xmlns:r="http://schemas.openxmlformats.org/officeDocument/2006/relationships" xmlns:m="http://schemas.openxmlformats.org/officeDocument/2006/math" xmlns:v="urn:schemas-microsoft-com:vml" xmlns:wp14="http://schemas.microsoft.com/office/word/2010/wordprocessingDrawing" xmlns:wp="http://schemas.openxmlformats.org/drawingml/2006/wordprocessingDrawing" xmlns:w10="urn:schemas-microsoft-com:office:word" xmlns:w="http://schemas.openxmlformats.org/wordprocessingml/2006/main" xmlns:w14="http://schemas.microsoft.com/office/word/2010/wordml" xmlns:w15="http://schemas.microsoft.com/office/word/2012/wordml" xmlns:w16cex="http://schemas.microsoft.com/office/word/2018/wordml/cex" xmlns:w16cid="http://schemas.microsoft.com/office/word/2016/wordml/cid" xmlns:w16="http://schemas.microsoft.com/office/word/2018/wordml" xmlns:w16sdtdh="http://schemas.microsoft.com/office/word/2020/wordml/sdtdatahash" xmlns:w16se="http://schemas.microsoft.com/office/word/2015/wordml/symex" xmlns:wpg="http://schemas.microsoft.com/office/word/2010/wordprocessingGroup" xmlns:wpi="http://schemas.microsoft.com/office/word/2010/wordprocessingInk" xmlns:wne="http://schemas.microsoft.com/office/word/2006/wordml" xmlns:wps="http://schemas.microsoft.com/office/word/2010/wordprocessingShape" mc:Ignorable="w14 w15 w16se w16cid w16 w16cex w16sdtdh wp14">
+<w:document xmlns:wpc="http://schemas.microsoft.com/office/word/2010/wordprocessingCanvas" xmlns:cx="http://schemas.microsoft.com/office/drawing/2014/chartex" xmlns:cx1="http://schemas.microsoft.com/office/drawing/2015/9/8/chartex" xmlns:cx2="http://schemas.microsoft.com/office/drawing/2015/10/21/chartex" xmlns:cx3="http://schemas.microsoft.com/office/drawing/2016/5/9/chartex" xmlns:cx4="http://schemas.microsoft.com/office/drawing/2016/5/10/chartex" xmlns:cx5="http://schemas.microsoft.com/office/drawing/2016/5/11/chartex" xmlns:cx6="http://schemas.microsoft.com/office/drawing/2016/5/12/chartex" xmlns:cx7="http://schemas.microsoft.com/office/drawing/2016/5/13/chartex" xmlns:cx8="http://schemas.microsoft.com/office/drawing/2016/5/14/chartex" xmlns:mc="http://schemas.openxmlformats.org/markup-compatibility/2006" xmlns:aink="http://schemas.microsoft.com/office/drawing/2016/ink" xmlns:am3d="http://schemas.microsoft.com/office/drawing/2017/model3d" xmlns:o="urn:schemas-microsoft-com:office:office" xmlns:oel="http://schemas.microsoft.com/office/2019/extlst" xmlns:r="http://schemas.openxmlformats.org/officeDocument/2006/relationships" xmlns:m="http://schemas.openxmlformats.org/officeDocument/2006/math" xmlns:v="urn:schemas-microsoft-com:vml" xmlns:wp14="http://schemas.microsoft.com/office/word/2010/wordprocessingDrawing" xmlns:wp="http://schemas.openxmlformats.org/drawingml/2006/wordprocessingDrawing" xmlns:w10="urn:schemas-microsoft-com:office:word" xmlns:w="http://schemas.openxmlformats.org/wordprocessingml/2006/main" xmlns:w14="http://schemas.microsoft.com/office/word/2010/wordml" xmlns:w15="http://schemas.microsoft.com/office/word/2012/wordml" xmlns:w16cex="http://schemas.microsoft.com/office/word/2018/wordml/cex" xmlns:w16cid="http://schemas.microsoft.com/office/word/2016/wordml/cid" xmlns:w16="http://schemas.microsoft.com/office/word/2018/wordml" xmlns:w16du="http://schemas.microsoft.com/office/word/2023/wordml/word16du" xmlns:w16sdtdh="http://schemas.microsoft.com/office/word/2020/wordml/sdtdatahash" xmlns:w16sdtfl="http://schemas.microsoft.com/office/word/2024/wordml/sdtformatlock" xmlns:w16se="http://schemas.microsoft.com/office/word/2015/wordml/symex" xmlns:wpg="http://schemas.microsoft.com/office/word/2010/wordprocessingGroup" xmlns:wpi="http://schemas.microsoft.com/office/word/2010/wordprocessingInk" xmlns:wne="http://schemas.microsoft.com/office/word/2006/wordml" xmlns:wps="http://schemas.microsoft.com/office/word/2010/wordprocessingShape" mc:Ignorable="w14 w15 w16se w16cid w16 w16cex w16sdtdh w16sdtfl w16du wp14">
   <w:body>
     <w:p>
       <w:pPr>
@@ -1770,6 +1770,14 @@
                 <w:sz w:val="24"/>
                 <w:szCs w:val="24"/>
               </w:rPr>
+              <w:t xml:space="preserve">               </w:t>
+            </w:r>
+            <w:r>
+              <w:rPr>
+                <w:rFonts w:ascii="Arial" w:hAnsi="Arial" w:cs="Arial"/>
+                <w:sz w:val="24"/>
+                <w:szCs w:val="24"/>
+              </w:rPr>
               <w:t>${ttd_pengirim}</w:t>
             </w:r>
           </w:p>
@@ -1851,7 +1859,7 @@
 </file>
 
 <file path=word/endnotes.xml><?xml version="1.0" encoding="utf-8"?>
-<w:endnotes xmlns:wpc="http://schemas.microsoft.com/office/word/2010/wordprocessingCanvas" xmlns:cx="http://schemas.microsoft.com/office/drawing/2014/chartex" xmlns:cx1="http://schemas.microsoft.com/office/drawing/2015/9/8/chartex" xmlns:cx2="http://schemas.microsoft.com/office/drawing/2015/10/21/chartex" xmlns:cx3="http://schemas.microsoft.com/office/drawing/2016/5/9/chartex" xmlns:cx4="http://schemas.microsoft.com/office/drawing/2016/5/10/chartex" xmlns:cx5="http://schemas.microsoft.com/office/drawing/2016/5/11/chartex" xmlns:cx6="http://schemas.microsoft.com/office/drawing/2016/5/12/chartex" xmlns:cx7="http://schemas.microsoft.com/office/drawing/2016/5/13/chartex" xmlns:cx8="http://schemas.microsoft.com/office/drawing/2016/5/14/chartex" xmlns:mc="http://schemas.openxmlformats.org/markup-compatibility/2006" xmlns:aink="http://schemas.microsoft.com/office/drawing/2016/ink" xmlns:am3d="http://schemas.microsoft.com/office/drawing/2017/model3d" xmlns:o="urn:schemas-microsoft-com:office:office" xmlns:r="http://schemas.openxmlformats.org/officeDocument/2006/relationships" xmlns:m="http://schemas.openxmlformats.org/officeDocument/2006/math" xmlns:v="urn:schemas-microsoft-com:vml" xmlns:wp14="http://schemas.microsoft.com/office/word/2010/wordprocessingDrawing" xmlns:wp="http://schemas.openxmlformats.org/drawingml/2006/wordprocessingDrawing" xmlns:w10="urn:schemas-microsoft-com:office:word" xmlns:w="http://schemas.openxmlformats.org/wordprocessingml/2006/main" xmlns:w14="http://schemas.microsoft.com/office/word/2010/wordml" xmlns:w15="http://schemas.microsoft.com/office/word/2012/wordml" xmlns:w16cex="http://schemas.microsoft.com/office/word/2018/wordml/cex" xmlns:w16cid="http://schemas.microsoft.com/office/word/2016/wordml/cid" xmlns:w16="http://schemas.microsoft.com/office/word/2018/wordml" xmlns:w16sdtdh="http://schemas.microsoft.com/office/word/2020/wordml/sdtdatahash" xmlns:w16se="http://schemas.microsoft.com/office/word/2015/wordml/symex" xmlns:wpg="http://schemas.microsoft.com/office/word/2010/wordprocessingGroup" xmlns:wpi="http://schemas.microsoft.com/office/word/2010/wordprocessingInk" xmlns:wne="http://schemas.microsoft.com/office/word/2006/wordml" xmlns:wps="http://schemas.microsoft.com/office/word/2010/wordprocessingShape" mc:Ignorable="w14 w15 w16se w16cid w16 w16cex w16sdtdh wp14">
+<w:endnotes xmlns:wpc="http://schemas.microsoft.com/office/word/2010/wordprocessingCanvas" xmlns:cx="http://schemas.microsoft.com/office/drawing/2014/chartex" xmlns:cx1="http://schemas.microsoft.com/office/drawing/2015/9/8/chartex" xmlns:cx2="http://schemas.microsoft.com/office/drawing/2015/10/21/chartex" xmlns:cx3="http://schemas.microsoft.com/office/drawing/2016/5/9/chartex" xmlns:cx4="http://schemas.microsoft.com/office/drawing/2016/5/10/chartex" xmlns:cx5="http://schemas.microsoft.com/office/drawing/2016/5/11/chartex" xmlns:cx6="http://schemas.microsoft.com/office/drawing/2016/5/12/chartex" xmlns:cx7="http://schemas.microsoft.com/office/drawing/2016/5/13/chartex" xmlns:cx8="http://schemas.microsoft.com/office/drawing/2016/5/14/chartex" xmlns:mc="http://schemas.openxmlformats.org/markup-compatibility/2006" xmlns:aink="http://schemas.microsoft.com/office/drawing/2016/ink" xmlns:am3d="http://schemas.microsoft.com/office/drawing/2017/model3d" xmlns:o="urn:schemas-microsoft-com:office:office" xmlns:oel="http://schemas.microsoft.com/office/2019/extlst" xmlns:r="http://schemas.openxmlformats.org/officeDocument/2006/relationships" xmlns:m="http://schemas.openxmlformats.org/officeDocument/2006/math" xmlns:v="urn:schemas-microsoft-com:vml" xmlns:wp14="http://schemas.microsoft.com/office/word/2010/wordprocessingDrawing" xmlns:wp="http://schemas.openxmlformats.org/drawingml/2006/wordprocessingDrawing" xmlns:w10="urn:schemas-microsoft-com:office:word" xmlns:w="http://schemas.openxmlformats.org/wordprocessingml/2006/main" xmlns:w14="http://schemas.microsoft.com/office/word/2010/wordml" xmlns:w15="http://schemas.microsoft.com/office/word/2012/wordml" xmlns:w16cex="http://schemas.microsoft.com/office/word/2018/wordml/cex" xmlns:w16cid="http://schemas.microsoft.com/office/word/2016/wordml/cid" xmlns:w16="http://schemas.microsoft.com/office/word/2018/wordml" xmlns:w16du="http://schemas.microsoft.com/office/word/2023/wordml/word16du" xmlns:w16sdtdh="http://schemas.microsoft.com/office/word/2020/wordml/sdtdatahash" xmlns:w16sdtfl="http://schemas.microsoft.com/office/word/2024/wordml/sdtformatlock" xmlns:w16se="http://schemas.microsoft.com/office/word/2015/wordml/symex" xmlns:wpg="http://schemas.microsoft.com/office/word/2010/wordprocessingGroup" xmlns:wpi="http://schemas.microsoft.com/office/word/2010/wordprocessingInk" xmlns:wne="http://schemas.microsoft.com/office/word/2006/wordml" xmlns:wps="http://schemas.microsoft.com/office/word/2010/wordprocessingShape" mc:Ignorable="w14 w15 w16se w16cid w16 w16cex w16sdtdh w16sdtfl w16du wp14">
   <w:endnote w:type="separator" w:id="-1">
     <w:p>
       <w:pPr>
@@ -1876,7 +1884,7 @@
 </file>
 
 <file path=word/footnotes.xml><?xml version="1.0" encoding="utf-8"?>
-<w:footnotes xmlns:wpc="http://schemas.microsoft.com/office/word/2010/wordprocessingCanvas" xmlns:cx="http://schemas.microsoft.com/office/drawing/2014/chartex" xmlns:cx1="http://schemas.microsoft.com/office/drawing/2015/9/8/chartex" xmlns:cx2="http://schemas.microsoft.com/office/drawing/2015/10/21/chartex" xmlns:cx3="http://schemas.microsoft.com/office/drawing/2016/5/9/chartex" xmlns:cx4="http://schemas.microsoft.com/office/drawing/2016/5/10/chartex" xmlns:cx5="http://schemas.microsoft.com/office/drawing/2016/5/11/chartex" xmlns:cx6="http://schemas.microsoft.com/office/drawing/2016/5/12/chartex" xmlns:cx7="http://schemas.microsoft.com/office/drawing/2016/5/13/chartex" xmlns:cx8="http://schemas.microsoft.com/office/drawing/2016/5/14/chartex" xmlns:mc="http://schemas.openxmlformats.org/markup-compatibility/2006" xmlns:aink="http://schemas.microsoft.com/office/drawing/2016/ink" xmlns:am3d="http://schemas.microsoft.com/office/drawing/2017/model3d" xmlns:o="urn:schemas-microsoft-com:office:office" xmlns:r="http://schemas.openxmlformats.org/officeDocument/2006/relationships" xmlns:m="http://schemas.openxmlformats.org/officeDocument/2006/math" xmlns:v="urn:schemas-microsoft-com:vml" xmlns:wp14="http://schemas.microsoft.com/office/word/2010/wordprocessingDrawing" xmlns:wp="http://schemas.openxmlformats.org/drawingml/2006/wordprocessingDrawing" xmlns:w10="urn:schemas-microsoft-com:office:word" xmlns:w="http://schemas.openxmlformats.org/wordprocessingml/2006/main" xmlns:w14="http://schemas.microsoft.com/office/word/2010/wordml" xmlns:w15="http://schemas.microsoft.com/office/word/2012/wordml" xmlns:w16cex="http://schemas.microsoft.com/office/word/2018/wordml/cex" xmlns:w16cid="http://schemas.microsoft.com/office/word/2016/wordml/cid" xmlns:w16="http://schemas.microsoft.com/office/word/2018/wordml" xmlns:w16sdtdh="http://schemas.microsoft.com/office/word/2020/wordml/sdtdatahash" xmlns:w16se="http://schemas.microsoft.com/office/word/2015/wordml/symex" xmlns:wpg="http://schemas.microsoft.com/office/word/2010/wordprocessingGroup" xmlns:wpi="http://schemas.microsoft.com/office/word/2010/wordprocessingInk" xmlns:wne="http://schemas.microsoft.com/office/word/2006/wordml" xmlns:wps="http://schemas.microsoft.com/office/word/2010/wordprocessingShape" mc:Ignorable="w14 w15 w16se w16cid w16 w16cex w16sdtdh wp14">
+<w:footnotes xmlns:wpc="http://schemas.microsoft.com/office/word/2010/wordprocessingCanvas" xmlns:cx="http://schemas.microsoft.com/office/drawing/2014/chartex" xmlns:cx1="http://schemas.microsoft.com/office/drawing/2015/9/8/chartex" xmlns:cx2="http://schemas.microsoft.com/office/drawing/2015/10/21/chartex" xmlns:cx3="http://schemas.microsoft.com/office/drawing/2016/5/9/chartex" xmlns:cx4="http://schemas.microsoft.com/office/drawing/2016/5/10/chartex" xmlns:cx5="http://schemas.microsoft.com/office/drawing/2016/5/11/chartex" xmlns:cx6="http://schemas.microsoft.com/office/drawing/2016/5/12/chartex" xmlns:cx7="http://schemas.microsoft.com/office/drawing/2016/5/13/chartex" xmlns:cx8="http://schemas.microsoft.com/office/drawing/2016/5/14/chartex" xmlns:mc="http://schemas.openxmlformats.org/markup-compatibility/2006" xmlns:aink="http://schemas.microsoft.com/office/drawing/2016/ink" xmlns:am3d="http://schemas.microsoft.com/office/drawing/2017/model3d" xmlns:o="urn:schemas-microsoft-com:office:office" xmlns:oel="http://schemas.microsoft.com/office/2019/extlst" xmlns:r="http://schemas.openxmlformats.org/officeDocument/2006/relationships" xmlns:m="http://schemas.openxmlformats.org/officeDocument/2006/math" xmlns:v="urn:schemas-microsoft-com:vml" xmlns:wp14="http://schemas.microsoft.com/office/word/2010/wordprocessingDrawing" xmlns:wp="http://schemas.openxmlformats.org/drawingml/2006/wordprocessingDrawing" xmlns:w10="urn:schemas-microsoft-com:office:word" xmlns:w="http://schemas.openxmlformats.org/wordprocessingml/2006/main" xmlns:w14="http://schemas.microsoft.com/office/word/2010/wordml" xmlns:w15="http://schemas.microsoft.com/office/word/2012/wordml" xmlns:w16cex="http://schemas.microsoft.com/office/word/2018/wordml/cex" xmlns:w16cid="http://schemas.microsoft.com/office/word/2016/wordml/cid" xmlns:w16="http://schemas.microsoft.com/office/word/2018/wordml" xmlns:w16du="http://schemas.microsoft.com/office/word/2023/wordml/word16du" xmlns:w16sdtdh="http://schemas.microsoft.com/office/word/2020/wordml/sdtdatahash" xmlns:w16sdtfl="http://schemas.microsoft.com/office/word/2024/wordml/sdtformatlock" xmlns:w16se="http://schemas.microsoft.com/office/word/2015/wordml/symex" xmlns:wpg="http://schemas.microsoft.com/office/word/2010/wordprocessingGroup" xmlns:wpi="http://schemas.microsoft.com/office/word/2010/wordprocessingInk" xmlns:wne="http://schemas.microsoft.com/office/word/2006/wordml" xmlns:wps="http://schemas.microsoft.com/office/word/2010/wordprocessingShape" mc:Ignorable="w14 w15 w16se w16cid w16 w16cex w16sdtdh w16sdtfl w16du wp14">
   <w:footnote w:type="separator" w:id="-1">
     <w:p>
       <w:pPr>
@@ -1901,7 +1909,7 @@
 </file>
 
 <file path=word/numbering.xml><?xml version="1.0" encoding="utf-8"?>
-<w:numbering xmlns:wpc="http://schemas.microsoft.com/office/word/2010/wordprocessingCanvas" xmlns:cx="http://schemas.microsoft.com/office/drawing/2014/chartex" xmlns:cx1="http://schemas.microsoft.com/office/drawing/2015/9/8/chartex" xmlns:cx2="http://schemas.microsoft.com/office/drawing/2015/10/21/chartex" xmlns:cx3="http://schemas.microsoft.com/office/drawing/2016/5/9/chartex" xmlns:cx4="http://schemas.microsoft.com/office/drawing/2016/5/10/chartex" xmlns:cx5="http://schemas.microsoft.com/office/drawing/2016/5/11/chartex" xmlns:cx6="http://schemas.microsoft.com/office/drawing/2016/5/12/chartex" xmlns:cx7="http://schemas.microsoft.com/office/drawing/2016/5/13/chartex" xmlns:cx8="http://schemas.microsoft.com/office/drawing/2016/5/14/chartex" xmlns:mc="http://schemas.openxmlformats.org/markup-compatibility/2006" xmlns:aink="http://schemas.microsoft.com/office/drawing/2016/ink" xmlns:am3d="http://schemas.microsoft.com/office/drawing/2017/model3d" xmlns:o="urn:schemas-microsoft-com:office:office" xmlns:r="http://schemas.openxmlformats.org/officeDocument/2006/relationships" xmlns:m="http://schemas.openxmlformats.org/officeDocument/2006/math" xmlns:v="urn:schemas-microsoft-com:vml" xmlns:wp14="http://schemas.microsoft.com/office/word/2010/wordprocessingDrawing" xmlns:wp="http://schemas.openxmlformats.org/drawingml/2006/wordprocessingDrawing" xmlns:w10="urn:schemas-microsoft-com:office:word" xmlns:w="http://schemas.openxmlformats.org/wordprocessingml/2006/main" xmlns:w14="http://schemas.microsoft.com/office/word/2010/wordml" xmlns:w15="http://schemas.microsoft.com/office/word/2012/wordml" xmlns:w16cex="http://schemas.microsoft.com/office/word/2018/wordml/cex" xmlns:w16cid="http://schemas.microsoft.com/office/word/2016/wordml/cid" xmlns:w16="http://schemas.microsoft.com/office/word/2018/wordml" xmlns:w16sdtdh="http://schemas.microsoft.com/office/word/2020/wordml/sdtdatahash" xmlns:w16se="http://schemas.microsoft.com/office/word/2015/wordml/symex" xmlns:wpg="http://schemas.microsoft.com/office/word/2010/wordprocessingGroup" xmlns:wpi="http://schemas.microsoft.com/office/word/2010/wordprocessingInk" xmlns:wne="http://schemas.microsoft.com/office/word/2006/wordml" xmlns:wps="http://schemas.microsoft.com/office/word/2010/wordprocessingShape" mc:Ignorable="w14 w15 w16se w16cid w16 w16cex w16sdtdh wp14">
+<w:numbering xmlns:wpc="http://schemas.microsoft.com/office/word/2010/wordprocessingCanvas" xmlns:cx="http://schemas.microsoft.com/office/drawing/2014/chartex" xmlns:cx1="http://schemas.microsoft.com/office/drawing/2015/9/8/chartex" xmlns:cx2="http://schemas.microsoft.com/office/drawing/2015/10/21/chartex" xmlns:cx3="http://schemas.microsoft.com/office/drawing/2016/5/9/chartex" xmlns:cx4="http://schemas.microsoft.com/office/drawing/2016/5/10/chartex" xmlns:cx5="http://schemas.microsoft.com/office/drawing/2016/5/11/chartex" xmlns:cx6="http://schemas.microsoft.com/office/drawing/2016/5/12/chartex" xmlns:cx7="http://schemas.microsoft.com/office/drawing/2016/5/13/chartex" xmlns:cx8="http://schemas.microsoft.com/office/drawing/2016/5/14/chartex" xmlns:mc="http://schemas.openxmlformats.org/markup-compatibility/2006" xmlns:aink="http://schemas.microsoft.com/office/drawing/2016/ink" xmlns:am3d="http://schemas.microsoft.com/office/drawing/2017/model3d" xmlns:o="urn:schemas-microsoft-com:office:office" xmlns:oel="http://schemas.microsoft.com/office/2019/extlst" xmlns:r="http://schemas.openxmlformats.org/officeDocument/2006/relationships" xmlns:m="http://schemas.openxmlformats.org/officeDocument/2006/math" xmlns:v="urn:schemas-microsoft-com:vml" xmlns:wp14="http://schemas.microsoft.com/office/word/2010/wordprocessingDrawing" xmlns:wp="http://schemas.openxmlformats.org/drawingml/2006/wordprocessingDrawing" xmlns:w10="urn:schemas-microsoft-com:office:word" xmlns:w="http://schemas.openxmlformats.org/wordprocessingml/2006/main" xmlns:w14="http://schemas.microsoft.com/office/word/2010/wordml" xmlns:w15="http://schemas.microsoft.com/office/word/2012/wordml" xmlns:w16cex="http://schemas.microsoft.com/office/word/2018/wordml/cex" xmlns:w16cid="http://schemas.microsoft.com/office/word/2016/wordml/cid" xmlns:w16="http://schemas.microsoft.com/office/word/2018/wordml" xmlns:w16du="http://schemas.microsoft.com/office/word/2023/wordml/word16du" xmlns:w16sdtdh="http://schemas.microsoft.com/office/word/2020/wordml/sdtdatahash" xmlns:w16sdtfl="http://schemas.microsoft.com/office/word/2024/wordml/sdtformatlock" xmlns:w16se="http://schemas.microsoft.com/office/word/2015/wordml/symex" xmlns:wpg="http://schemas.microsoft.com/office/word/2010/wordprocessingGroup" xmlns:wpi="http://schemas.microsoft.com/office/word/2010/wordprocessingInk" xmlns:wne="http://schemas.microsoft.com/office/word/2006/wordml" xmlns:wps="http://schemas.microsoft.com/office/word/2010/wordprocessingShape" mc:Ignorable="w14 w15 w16se w16cid w16 w16cex w16sdtdh w16sdtfl w16du wp14">
   <w:abstractNum w:abstractNumId="0" w15:restartNumberingAfterBreak="0">
     <w:nsid w:val="099D07F9"/>
     <w:multiLevelType w:val="hybridMultilevel"/>
@@ -2786,41 +2794,41 @@
       </w:pPr>
     </w:lvl>
   </w:abstractNum>
-  <w:num w:numId="1">
+  <w:num w:numId="1" w16cid:durableId="923421268">
     <w:abstractNumId w:val="7"/>
   </w:num>
-  <w:num w:numId="2">
+  <w:num w:numId="2" w16cid:durableId="938296129">
     <w:abstractNumId w:val="0"/>
   </w:num>
-  <w:num w:numId="3">
+  <w:num w:numId="3" w16cid:durableId="1415198745">
     <w:abstractNumId w:val="8"/>
   </w:num>
-  <w:num w:numId="4">
+  <w:num w:numId="4" w16cid:durableId="693848211">
     <w:abstractNumId w:val="1"/>
   </w:num>
-  <w:num w:numId="5">
+  <w:num w:numId="5" w16cid:durableId="1725062508">
     <w:abstractNumId w:val="9"/>
   </w:num>
-  <w:num w:numId="6">
+  <w:num w:numId="6" w16cid:durableId="153835221">
     <w:abstractNumId w:val="5"/>
   </w:num>
-  <w:num w:numId="7">
+  <w:num w:numId="7" w16cid:durableId="470367410">
     <w:abstractNumId w:val="2"/>
   </w:num>
-  <w:num w:numId="8">
+  <w:num w:numId="8" w16cid:durableId="1921675749">
     <w:abstractNumId w:val="4"/>
   </w:num>
-  <w:num w:numId="9">
+  <w:num w:numId="9" w16cid:durableId="1514615345">
     <w:abstractNumId w:val="3"/>
   </w:num>
-  <w:num w:numId="10">
+  <w:num w:numId="10" w16cid:durableId="2140369460">
     <w:abstractNumId w:val="6"/>
   </w:num>
 </w:numbering>
 </file>
 
 <file path=word/styles.xml><?xml version="1.0" encoding="utf-8"?>
-<w:styles xmlns:mc="http://schemas.openxmlformats.org/markup-compatibility/2006" xmlns:r="http://schemas.openxmlformats.org/officeDocument/2006/relationships" xmlns:w="http://schemas.openxmlformats.org/wordprocessingml/2006/main" xmlns:w14="http://schemas.microsoft.com/office/word/2010/wordml" xmlns:w15="http://schemas.microsoft.com/office/word/2012/wordml" xmlns:w16cex="http://schemas.microsoft.com/office/word/2018/wordml/cex" xmlns:w16cid="http://schemas.microsoft.com/office/word/2016/wordml/cid" xmlns:w16="http://schemas.microsoft.com/office/word/2018/wordml" xmlns:w16sdtdh="http://schemas.microsoft.com/office/word/2020/wordml/sdtdatahash" xmlns:w16se="http://schemas.microsoft.com/office/word/2015/wordml/symex" mc:Ignorable="w14 w15 w16se w16cid w16 w16cex w16sdtdh">
+<w:styles xmlns:mc="http://schemas.openxmlformats.org/markup-compatibility/2006" xmlns:r="http://schemas.openxmlformats.org/officeDocument/2006/relationships" xmlns:w="http://schemas.openxmlformats.org/wordprocessingml/2006/main" xmlns:w14="http://schemas.microsoft.com/office/word/2010/wordml" xmlns:w15="http://schemas.microsoft.com/office/word/2012/wordml" xmlns:w16cex="http://schemas.microsoft.com/office/word/2018/wordml/cex" xmlns:w16cid="http://schemas.microsoft.com/office/word/2016/wordml/cid" xmlns:w16="http://schemas.microsoft.com/office/word/2018/wordml" xmlns:w16du="http://schemas.microsoft.com/office/word/2023/wordml/word16du" xmlns:w16sdtdh="http://schemas.microsoft.com/office/word/2020/wordml/sdtdatahash" xmlns:w16sdtfl="http://schemas.microsoft.com/office/word/2024/wordml/sdtformatlock" xmlns:w16se="http://schemas.microsoft.com/office/word/2015/wordml/symex" mc:Ignorable="w14 w15 w16se w16cid w16 w16cex w16sdtdh w16sdtfl w16du">
   <w:docDefaults>
     <w:rPrDefault>
       <w:rPr>
